--- a/Neural_AStar_FPGA_Report_Final.docx
+++ b/Neural_AStar_FPGA_Report_Final.docx
@@ -29,6 +29,27 @@
         </w:rPr>
         <w:t>Moamen Kassem</w:t>
       </w:r>
+      <w:r>
+        <w:rPr>
+          <w:sz w:val="23"/>
+          <w:szCs w:val="23"/>
+        </w:rPr>
+        <w:t xml:space="preserve"> </w:t>
+      </w:r>
+      <w:hyperlink r:id="rId5" w:history="1">
+        <w:r>
+          <w:rPr>
+            <w:rStyle w:val="Hyperlink"/>
+            <w:b/>
+            <w:bCs/>
+            <w:i/>
+            <w:iCs/>
+            <w:sz w:val="20"/>
+            <w:szCs w:val="20"/>
+          </w:rPr>
+          <w:t>Github_Link</w:t>
+        </w:r>
+      </w:hyperlink>
     </w:p>
     <w:p>
       <w:pPr>
@@ -74,31 +95,7 @@
         <w:jc w:val="center"/>
       </w:pPr>
       <w:r>
-        <w:t xml:space="preserve"> This project accelerates Neural A* inference on a PYNQ-Z2 board carrying a Xilinx Zynq-7020 FPGA. Profiling showed that the convolutional encoder accounts for 92-95% of inference time, so the accelerator targets the encoder rather than the search, and the Bloom filter proposed for the search's visited-set test proved unnecessary on a grid, where an exact bit-vector is smaller and faster. The encoder distributed with the reference implementation requires 3.47 times the LUTs the device provides. A 102-times-smaller encoder, trained by distillation with 4-bit weights, occupies 66.3% of the device, meets timing, and computes a guidance map in 3.91 </w:t>
-      </w:r>
-      <w:proofErr w:type="spellStart"/>
-      <w:r>
-        <w:t>ms</w:t>
-      </w:r>
-      <w:proofErr w:type="spellEnd"/>
-      <w:r>
-        <w:t xml:space="preserve"> on the board against 6.70 </w:t>
-      </w:r>
-      <w:proofErr w:type="spellStart"/>
-      <w:r>
-        <w:t>ms</w:t>
-      </w:r>
-      <w:proofErr w:type="spellEnd"/>
-      <w:r>
-        <w:t xml:space="preserve"> for the published encoder on a CPU, planning within 0.01 of its own software </w:t>
-      </w:r>
-      <w:proofErr w:type="gramStart"/>
-      <w:r>
-        <w:t>model</w:t>
-      </w:r>
-      <w:proofErr w:type="gramEnd"/>
-      <w:r>
-        <w:t xml:space="preserve"> on every metric. Two further results concern measurement: an unfolded output quantizer cost 174 times the accelerator's own latency until the terminal sigmoid was moved to the processor, and the reduction in generated nodes, which the expansion metric does not count, is about half the reduction in expanded nodes.</w:t>
+        <w:t xml:space="preserve"> This project accelerates Neural A* inference on a PYNQ-Z2 board carrying a Xilinx Zynq-7020 FPGA. Profiling showed that the convolutional encoder accounts for 92-95% of inference time, so the accelerator targets the encoder rather than the search, and the Bloom filter proposed for the search's visited-set test proved unnecessary on a grid, where an exact bit-vector is smaller and faster. The encoder distributed with the reference implementation requires 3.47 times the LUTs the device provides. A 102-times-smaller encoder, trained by distillation with 4-bit weights, occupies 66.3% of the device, meets timing, and computes a guidance map in 3.91 ms on the board against 6.70 ms for the published encoder on a CPU, planning within 0.01 of its own software model on every metric. Two further results concern measurement: an unfolded output quantizer cost 174 times the accelerator's own latency until the terminal sigmoid was moved to the processor, and the reduction in generated nodes, which the expansion metric does not count, is about half the reduction in expanded nodes.</w:t>
       </w:r>
     </w:p>
     <w:p>
@@ -191,15 +188,7 @@
         <w:t>[6]</w:t>
       </w:r>
       <w:r>
-        <w:t xml:space="preserve"> expands nodes in order of f(v) = g(v) + h(v); the reference implementation computes 0.5</w:t>
-      </w:r>
-      <w:proofErr w:type="gramStart"/>
-      <w:r>
-        <w:t>·(</w:t>
-      </w:r>
-      <w:proofErr w:type="gramEnd"/>
-      <w:r>
-        <w:t xml:space="preserve">g + h), which gives the same order. The term g(v) is the cost of the </w:t>
+        <w:t xml:space="preserve"> expands nodes in order of f(v) = g(v) + h(v); the reference implementation computes 0.5·(g + h), which gives the same order. The term g(v) is the cost of the </w:t>
       </w:r>
       <w:r>
         <w:t>best-known</w:t>
@@ -214,15 +203,7 @@
         <w:jc w:val="both"/>
       </w:pPr>
       <w:r>
-        <w:t xml:space="preserve">Neural A* keeps h unchanged and replaces c(v') with a learned value φ(v') between 0 and 1 from the guidance map, so that g(v') = g(v) + φ(v'). Cells the network expects to lie on the optimal route become cheap and are explored first; cells in dead </w:t>
-      </w:r>
-      <w:proofErr w:type="gramStart"/>
-      <w:r>
-        <w:t>ends</w:t>
-      </w:r>
-      <w:proofErr w:type="gramEnd"/>
-      <w:r>
-        <w:t xml:space="preserve"> become expensive and are explored late or not at all. The network runs once per problem, before the search begins, and is never consulted during the search.</w:t>
+        <w:t>Neural A* keeps h unchanged and replaces c(v') with a learned value φ(v') between 0 and 1 from the guidance map, so that g(v') = g(v) + φ(v'). Cells the network expects to lie on the optimal route become cheap and are explored first; cells in dead ends become expensive and are explored late or not at all. The network runs once per problem, before the search begins, and is never consulted during the search.</w:t>
       </w:r>
     </w:p>
     <w:p>
@@ -231,15 +212,7 @@
         <w:jc w:val="both"/>
       </w:pPr>
       <w:r>
-        <w:t xml:space="preserve">The network that produces φ is called the encoder. Its input is two 32×32 channels: the obstacle map, and a map marking the start and goal cells. Each layer is a 3×3 convolution followed by batch normalization and a </w:t>
-      </w:r>
-      <w:proofErr w:type="spellStart"/>
-      <w:r>
-        <w:t>ReLU</w:t>
-      </w:r>
-      <w:proofErr w:type="spellEnd"/>
-      <w:r>
-        <w:t>; the final layer reduces to a single channel and applies a sigmoid, giving one value in (0, 1) per cell. No layer changes the spatial resolution, so the output is again a 32×32 map, and each value depends on the neighborhood around its cell — 9×9 cells for the four-layer encoders used in this work.</w:t>
+        <w:t>The network that produces φ is called the encoder. Its input is two 32×32 channels: the obstacle map, and a map marking the start and goal cells. Each layer is a 3×3 convolution followed by batch normalization and a ReLU; the final layer reduces to a single channel and applies a sigmoid, giving one value in (0, 1) per cell. No layer changes the spatial resolution, so the output is again a 32×32 map, and each value depends on the neighborhood around its cell — 9×9 cells for the four-layer encoders used in this work.</w:t>
       </w:r>
     </w:p>
     <w:p>
@@ -248,15 +221,7 @@
         <w:jc w:val="both"/>
       </w:pPr>
       <w:r>
-        <w:t xml:space="preserve">The reference implementation contains two versions of the search. DifferentiableAstar is a dense tensor formulation used only during training: every step performs a </w:t>
-      </w:r>
-      <w:proofErr w:type="spellStart"/>
-      <w:r>
-        <w:t>softmax</w:t>
-      </w:r>
-      <w:proofErr w:type="spellEnd"/>
-      <w:r>
-        <w:t xml:space="preserve"> over the entire map, so a full search costs </w:t>
+        <w:t xml:space="preserve">The reference implementation contains two versions of the search. DifferentiableAstar is a dense tensor formulation used only during training: every step performs a softmax over the entire map, so a full search costs </w:t>
       </w:r>
       <w:r>
         <w:lastRenderedPageBreak/>
@@ -294,31 +259,7 @@
         <w:t>[1]</w:t>
       </w:r>
       <w:r>
-        <w:t xml:space="preserve">. </w:t>
-      </w:r>
-      <w:proofErr w:type="spellStart"/>
-      <w:r>
-        <w:t>p_opt</w:t>
-      </w:r>
-      <w:proofErr w:type="spellEnd"/>
-      <w:r>
-        <w:t xml:space="preserve"> is the fraction of problems on which Neural A* returns a path as short as the optimal one. </w:t>
-      </w:r>
-      <w:proofErr w:type="spellStart"/>
-      <w:r>
-        <w:t>p_exp</w:t>
-      </w:r>
-      <w:proofErr w:type="spellEnd"/>
-      <w:r>
-        <w:t xml:space="preserve"> is the average over problems of the reduction in expanded nodes relative to vanilla A* on the same problem. Section 5 adds </w:t>
-      </w:r>
-      <w:proofErr w:type="spellStart"/>
-      <w:r>
-        <w:t>p_gen</w:t>
-      </w:r>
-      <w:proofErr w:type="spellEnd"/>
-      <w:r>
-        <w:t>, the same reduction measured over generated nodes.</w:t>
+        <w:t>. p_opt is the fraction of problems on which Neural A* returns a path as short as the optimal one. p_exp is the average over problems of the reduction in expanded nodes relative to vanilla A* on the same problem. Section 5 adds p_gen, the same reduction measured over generated nodes.</w:t>
       </w:r>
     </w:p>
     <w:p>
@@ -343,15 +284,7 @@
         <w:jc w:val="both"/>
       </w:pPr>
       <w:r>
-        <w:t xml:space="preserve">All hardware results are on a Digilent PYNQ-Z2 carrying a Xilinx Zynq-7020 (xc7z020clg400-1): 53,200 LUTs, 106,400 flip-flops, 140 BRAM-36K blocks and 220 DSP slices, alongside a dual-core ARM Cortex-A9 processor at 650 </w:t>
-      </w:r>
-      <w:proofErr w:type="spellStart"/>
-      <w:r>
-        <w:t>MHz.</w:t>
-      </w:r>
-      <w:proofErr w:type="spellEnd"/>
-      <w:r>
-        <w:t xml:space="preserve"> Quantized models are expressed in Brevitas </w:t>
+        <w:t xml:space="preserve">All hardware results are on a Digilent PYNQ-Z2 carrying a Xilinx Zynq-7020 (xc7z020clg400-1): 53,200 LUTs, 106,400 flip-flops, 140 BRAM-36K blocks and 220 DSP slices, alongside a dual-core ARM Cortex-A9 processor at 650 MHz. Quantized models are expressed in Brevitas </w:t>
       </w:r>
       <w:r>
         <w:rPr>
@@ -384,15 +317,7 @@
         <w:t>cycle and</w:t>
       </w:r>
       <w:r>
-        <w:t xml:space="preserve"> choosing them for every layer is called folding. More per cycle means fewer cycles per frame and more area. Batch normalization, activation and quantization after a convolution are not computed at run time: FINN converts them into threshold comparisons, so the hardware compares the convolution's integer result against precomputed boundaries and reads off the </w:t>
-      </w:r>
-      <w:proofErr w:type="gramStart"/>
-      <w:r>
-        <w:t>quantized</w:t>
-      </w:r>
-      <w:proofErr w:type="gramEnd"/>
-      <w:r>
-        <w:t xml:space="preserve"> output directly.</w:t>
+        <w:t xml:space="preserve"> choosing them for every layer is called folding. More per cycle means fewer cycles per frame and more area. Batch normalization, activation and quantization after a convolution are not computed at run time: FINN converts them into threshold comparisons, so the hardware compares the convolution's integer result against precomputed boundaries and reads off the quantized output directly.</w:t>
       </w:r>
     </w:p>
     <w:p>
@@ -426,23 +351,7 @@
         <w:jc w:val="both"/>
       </w:pPr>
       <w:r>
-        <w:t xml:space="preserve">Every speedup in this report is measured against a software baseline, so the baseline must be sound. I wrote my own implementation of the pq_astar algorithm, preserving its semantics exactly while changing the data structures. The neighbor table and the heuristic map are precomputed once per problem as arrays, where the reference derives both per node during the search. The closed list, which the reference stores in a </w:t>
-      </w:r>
-      <w:proofErr w:type="spellStart"/>
-      <w:r>
-        <w:t>pqdict</w:t>
-      </w:r>
-      <w:proofErr w:type="spellEnd"/>
-      <w:r>
-        <w:t xml:space="preserve"> priority queue, becomes a </w:t>
-      </w:r>
-      <w:proofErr w:type="spellStart"/>
-      <w:r>
-        <w:t>boolean</w:t>
-      </w:r>
-      <w:proofErr w:type="spellEnd"/>
-      <w:r>
-        <w:t xml:space="preserve"> array with one entry per cell. The open list uses the standard library heap. Upstream stores only f and updates it incrementally; I store g explicitly and compute f from it, which produces the same order of expansions.</w:t>
+        <w:t>Every speedup in this report is measured against a software baseline, so the baseline must be sound. I wrote my own implementation of the pq_astar algorithm, preserving its semantics exactly while changing the data structures. The neighbor table and the heuristic map are precomputed once per problem as arrays, where the reference derives both per node during the search. The closed list, which the reference stores in a pqdict priority queue, becomes a boolean array with one entry per cell. The open list uses the standard library heap. Upstream stores only f and updates it incrementally; I store g explicitly and compute f from it, which produces the same order of expansions.</w:t>
       </w:r>
     </w:p>
     <w:p>
@@ -460,31 +369,7 @@
         <w:jc w:val="both"/>
       </w:pPr>
       <w:r>
-        <w:t xml:space="preserve">One difference between the two upstream searches matters for Neural A*. DifferentiableAstar adds the guidance map to both g and h, whereas pq_astar adds it only to g, as in the paper's equations. The upstream tests use only vanilla A*, where the guidance map is all ones, so the difference is never exercised. To check whether following pq_astar matters, I ran the search both ways with the same guidance maps: adding φ to g only gives </w:t>
-      </w:r>
-      <w:proofErr w:type="spellStart"/>
-      <w:r>
-        <w:t>p_opt</w:t>
-      </w:r>
-      <w:proofErr w:type="spellEnd"/>
-      <w:r>
-        <w:t xml:space="preserve"> 0.853 and </w:t>
-      </w:r>
-      <w:proofErr w:type="spellStart"/>
-      <w:r>
-        <w:t>p_exp</w:t>
-      </w:r>
-      <w:proofErr w:type="spellEnd"/>
-      <w:r>
-        <w:t xml:space="preserve"> </w:t>
-      </w:r>
-      <w:proofErr w:type="gramStart"/>
-      <w:r>
-        <w:t>0.449, and</w:t>
-      </w:r>
-      <w:proofErr w:type="gramEnd"/>
-      <w:r>
-        <w:t xml:space="preserve"> adding it to both gives 0.823 and 0.457. The difference is small, so the choice does not affect the results below.</w:t>
+        <w:t>One difference between the two upstream searches matters for Neural A*. DifferentiableAstar adds the guidance map to both g and h, whereas pq_astar adds it only to g, as in the paper's equations. The upstream tests use only vanilla A*, where the guidance map is all ones, so the difference is never exercised. To check whether following pq_astar matters, I ran the search both ways with the same guidance maps: adding φ to g only gives p_opt 0.853 and p_exp 0.449, and adding it to both gives 0.823 and 0.457. The difference is small, so the choice does not affect the results below.</w:t>
       </w:r>
     </w:p>
     <w:p>
@@ -497,15 +382,7 @@
       </w:r>
       <w:r>
         <w:lastRenderedPageBreak/>
-        <w:t xml:space="preserve">and a bit-accurate simulation showed that ten fractional bits reproduce the floating-point search exactly, while six cost about 1% extra expansions. The resulting format is </w:t>
-      </w:r>
-      <w:proofErr w:type="spellStart"/>
-      <w:r>
-        <w:t>ap_fixed</w:t>
-      </w:r>
-      <w:proofErr w:type="spellEnd"/>
-      <w:r>
-        <w:t>&lt;17,7&gt;, the Vitis HLS fixed-point type with 17 bits in total, of which 7 hold the integer part including the sign and 10 the fraction: it covers −64 to just under +64 in steps of 1/1024. The largest open list observed held 123 entries, so the whole priority queue fits in 412 bytes. The engine was sized but not built.</w:t>
+        <w:t>and a bit-accurate simulation showed that ten fractional bits reproduce the floating-point search exactly, while six cost about 1% extra expansions. The resulting format is ap_fixed&lt;17,7&gt;, the Vitis HLS fixed-point type with 17 bits in total, of which 7 hold the integer part including the sign and 10 the fraction: it covers −64 to just under +64 in steps of 1/1024. The largest open list observed held 123 entries, so the whole priority queue fits in 412 bytes. The engine was sized but not built.</w:t>
       </w:r>
     </w:p>
     <w:p>
@@ -721,17 +598,8 @@
                 <w:sz w:val="18"/>
                 <w:szCs w:val="18"/>
               </w:rPr>
-              <w:t xml:space="preserve">6.70 </w:t>
-            </w:r>
-            <w:proofErr w:type="spellStart"/>
-            <w:r>
-              <w:rPr>
-                <w:sz w:val="18"/>
-                <w:szCs w:val="18"/>
-              </w:rPr>
-              <w:t>ms</w:t>
-            </w:r>
-            <w:proofErr w:type="spellEnd"/>
+              <w:t>6.70 ms</w:t>
+            </w:r>
           </w:p>
         </w:tc>
         <w:tc>
@@ -753,17 +621,8 @@
                 <w:sz w:val="18"/>
                 <w:szCs w:val="18"/>
               </w:rPr>
-              <w:t xml:space="preserve">0.60 </w:t>
-            </w:r>
-            <w:proofErr w:type="spellStart"/>
-            <w:r>
-              <w:rPr>
-                <w:sz w:val="18"/>
-                <w:szCs w:val="18"/>
-              </w:rPr>
-              <w:t>ms</w:t>
-            </w:r>
-            <w:proofErr w:type="spellEnd"/>
+              <w:t>0.60 ms</w:t>
+            </w:r>
           </w:p>
         </w:tc>
         <w:tc>
@@ -833,17 +692,8 @@
                 <w:sz w:val="18"/>
                 <w:szCs w:val="18"/>
               </w:rPr>
-              <w:t xml:space="preserve">22.26 </w:t>
-            </w:r>
-            <w:proofErr w:type="spellStart"/>
-            <w:r>
-              <w:rPr>
-                <w:sz w:val="18"/>
-                <w:szCs w:val="18"/>
-              </w:rPr>
-              <w:t>ms</w:t>
-            </w:r>
-            <w:proofErr w:type="spellEnd"/>
+              <w:t>22.26 ms</w:t>
+            </w:r>
           </w:p>
         </w:tc>
         <w:tc>
@@ -865,17 +715,8 @@
                 <w:sz w:val="18"/>
                 <w:szCs w:val="18"/>
               </w:rPr>
-              <w:t xml:space="preserve">1.20 </w:t>
-            </w:r>
-            <w:proofErr w:type="spellStart"/>
-            <w:r>
-              <w:rPr>
-                <w:sz w:val="18"/>
-                <w:szCs w:val="18"/>
-              </w:rPr>
-              <w:t>ms</w:t>
-            </w:r>
-            <w:proofErr w:type="spellEnd"/>
+              <w:t>1.20 ms</w:t>
+            </w:r>
           </w:p>
         </w:tc>
         <w:tc>
@@ -954,7 +795,7 @@
                     </pic:cNvPicPr>
                   </pic:nvPicPr>
                   <pic:blipFill>
-                    <a:blip r:embed="rId5"/>
+                    <a:blip r:embed="rId6"/>
                     <a:srcRect/>
                     <a:stretch>
                       <a:fillRect/>
@@ -1017,31 +858,7 @@
         <w:jc w:val="both"/>
       </w:pPr>
       <w:r>
-        <w:t xml:space="preserve">The Neural A* paper measures how well the network focuses the search by the reduction in </w:t>
-      </w:r>
-      <w:proofErr w:type="gramStart"/>
-      <w:r>
-        <w:t>expanded nodes —</w:t>
-      </w:r>
-      <w:proofErr w:type="gramEnd"/>
-      <w:r>
-        <w:t xml:space="preserve"> nodes taken from the open list and processed — and its training loss targets the same quantity. That is the natural measure of search effort in software. Every generated node, meaning every neighbor inserted into the open list, also costs work in any implementation: a guidance-map read, a heuristic read, an f computation and a queue insertion, </w:t>
-      </w:r>
-      <w:proofErr w:type="gramStart"/>
-      <w:r>
-        <w:t>whether or not</w:t>
-      </w:r>
-      <w:proofErr w:type="gramEnd"/>
-      <w:r>
-        <w:t xml:space="preserve"> it is later expanded. That work is not counted by the expansion metric, so I also measured </w:t>
-      </w:r>
-      <w:proofErr w:type="spellStart"/>
-      <w:r>
-        <w:t>p_gen</w:t>
-      </w:r>
-      <w:proofErr w:type="spellEnd"/>
-      <w:r>
-        <w:t>, the reduction in generated nodes, on the same problems. Table 2 compares the two.</w:t>
+        <w:t>The Neural A* paper measures how well the network focuses the search by the reduction in expanded nodes — nodes taken from the open list and processed — and its training loss targets the same quantity. That is the natural measure of search effort in software. Every generated node, meaning every neighbor inserted into the open list, also costs work in any implementation: a guidance-map read, a heuristic read, an f computation and a queue insertion, whether or not it is later expanded. That work is not counted by the expansion metric, so I also measured p_gen, the reduction in generated nodes, on the same problems. Table 2 compares the two.</w:t>
       </w:r>
     </w:p>
     <w:tbl>
@@ -1165,23 +982,7 @@
                 <w:sz w:val="18"/>
                 <w:szCs w:val="18"/>
               </w:rPr>
-              <w:t>Expanded nodes (</w:t>
-            </w:r>
-            <w:proofErr w:type="spellStart"/>
-            <w:r>
-              <w:rPr>
-                <w:sz w:val="18"/>
-                <w:szCs w:val="18"/>
-              </w:rPr>
-              <w:t>p_exp</w:t>
-            </w:r>
-            <w:proofErr w:type="spellEnd"/>
-            <w:r>
-              <w:rPr>
-                <w:sz w:val="18"/>
-                <w:szCs w:val="18"/>
-              </w:rPr>
-              <w:t>)</w:t>
+              <w:t>Expanded nodes (p_exp)</w:t>
             </w:r>
           </w:p>
         </w:tc>
@@ -1252,23 +1053,7 @@
                 <w:sz w:val="18"/>
                 <w:szCs w:val="18"/>
               </w:rPr>
-              <w:t>Generated nodes (</w:t>
-            </w:r>
-            <w:proofErr w:type="spellStart"/>
-            <w:r>
-              <w:rPr>
-                <w:sz w:val="18"/>
-                <w:szCs w:val="18"/>
-              </w:rPr>
-              <w:t>p_gen</w:t>
-            </w:r>
-            <w:proofErr w:type="spellEnd"/>
-            <w:r>
-              <w:rPr>
-                <w:sz w:val="18"/>
-                <w:szCs w:val="18"/>
-              </w:rPr>
-              <w:t>)</w:t>
+              <w:t>Generated nodes (p_gen)</w:t>
             </w:r>
           </w:p>
         </w:tc>
@@ -1384,15 +1169,7 @@
         <w:t>[3]</w:t>
       </w:r>
       <w:r>
-        <w:t xml:space="preserve">, whose query pipelines track visited nodes with on-chip Bloom filters rather than a visited array or a hash table. A Bloom filter trades exactness for memory: it can report an unvisited node as visited, but it needs far less storage than an exact record of every node. Whether that trade is worth taking depends on how many nodes there are and how their identifiers are distributed. On the graphs Falcon targets it plainly </w:t>
-      </w:r>
-      <w:proofErr w:type="gramStart"/>
-      <w:r>
-        <w:t>is:</w:t>
-      </w:r>
-      <w:proofErr w:type="gramEnd"/>
-      <w:r>
-        <w:t xml:space="preserve"> with ten million nodes and 32-bit identifiers, an exact record of the visited set would not fit in on-chip memory at all, whereas a 256 Kbit filter answers the same question with about one false positive in 600,000.</w:t>
+        <w:t>, whose query pipelines track visited nodes with on-chip Bloom filters rather than a visited array or a hash table. A Bloom filter trades exactness for memory: it can report an unvisited node as visited, but it needs far less storage than an exact record of every node. Whether that trade is worth taking depends on how many nodes there are and how their identifiers are distributed. On the graphs Falcon targets it plainly is: with ten million nodes and 32-bit identifiers, an exact record of the visited set would not fit in on-chip memory at all, whereas a 256 Kbit filter answers the same question with about one false positive in 600,000.</w:t>
       </w:r>
     </w:p>
     <w:p>
@@ -1410,15 +1187,7 @@
         <w:jc w:val="both"/>
       </w:pPr>
       <w:r>
-        <w:t xml:space="preserve">This also differs from the reference implementation, which stores its closed list in a </w:t>
-      </w:r>
-      <w:proofErr w:type="spellStart"/>
-      <w:r>
-        <w:t>pqdict</w:t>
-      </w:r>
-      <w:proofErr w:type="spellEnd"/>
-      <w:r>
-        <w:t xml:space="preserve"> — the same priority-queue structure it uses for the open list — although the closed list is only ever asked whether a node is in it, and nothing is ever taken from it in order. Every insertion there maintains a heap ordering that is never used. The only structure in the search that genuinely needs ordering is the open list, and at 123 entries it is small.</w:t>
+        <w:t>This also differs from the reference implementation, which stores its closed list in a pqdict — the same priority-queue structure it uses for the open list — although the closed list is only ever asked whether a node is in it, and nothing is ever taken from it in order. Every insertion there maintains a heap ordering that is never used. The only structure in the search that genuinely needs ordering is the open list, and at 123 entries it is small.</w:t>
       </w:r>
     </w:p>
     <w:p>
@@ -1443,15 +1212,7 @@
         <w:jc w:val="both"/>
       </w:pPr>
       <w:r>
-        <w:t xml:space="preserve">FINN requires a quantized network. Simply rounding the trained float weights, known as post-training quantization, damages it: at W4A8 (4-bit weights, 8-bit activations) </w:t>
-      </w:r>
-      <w:proofErr w:type="spellStart"/>
-      <w:r>
-        <w:t>p_opt</w:t>
-      </w:r>
-      <w:proofErr w:type="spellEnd"/>
-      <w:r>
-        <w:t xml:space="preserve"> falls from 0.830 to 0.610. The network must be retrained with quantization in place so that its weights adapt to the rounding. Retraining through the full Neural A* objective is expensive because it runs the differentiable search, so I trained by distillation instead: the already trained float encoder produces a guidance map for each training problem, and the quantized network, starting from random weights, is trained to reproduce those maps. Since the search uses nothing but the guidance map, a network that reproduces the float maps reproduces the float searches. Table 3 shows the result.</w:t>
+        <w:t>FINN requires a quantized network. Simply rounding the trained float weights, known as post-training quantization, damages it: at W4A8 (4-bit weights, 8-bit activations) p_opt falls from 0.830 to 0.610. The network must be retrained with quantization in place so that its weights adapt to the rounding. Retraining through the full Neural A* objective is expensive because it runs the differentiable search, so I trained by distillation instead: the already trained float encoder produces a guidance map for each training problem, and the quantized network, starting from random weights, is trained to reproduce those maps. Since the search uses nothing but the guidance map, a network that reproduces the float maps reproduces the float searches. Table 3 shows the result.</w:t>
       </w:r>
     </w:p>
     <w:tbl>
@@ -1519,7 +1280,6 @@
             <w:pPr>
               <w:jc w:val="center"/>
             </w:pPr>
-            <w:proofErr w:type="spellStart"/>
             <w:r>
               <w:rPr>
                 <w:b/>
@@ -1529,7 +1289,6 @@
               </w:rPr>
               <w:t>p_opt</w:t>
             </w:r>
-            <w:proofErr w:type="spellEnd"/>
           </w:p>
         </w:tc>
         <w:tc>
@@ -1547,7 +1306,6 @@
             <w:pPr>
               <w:jc w:val="center"/>
             </w:pPr>
-            <w:proofErr w:type="spellStart"/>
             <w:r>
               <w:rPr>
                 <w:b/>
@@ -1557,7 +1315,6 @@
               </w:rPr>
               <w:t>p_exp</w:t>
             </w:r>
-            <w:proofErr w:type="spellEnd"/>
           </w:p>
         </w:tc>
         <w:tc>
@@ -2455,27 +2212,7 @@
           <w:sz w:val="18"/>
           <w:szCs w:val="18"/>
         </w:rPr>
-        <w:t xml:space="preserve">Table 3: The published 391k-parameter encoder at different precisions, </w:t>
-      </w:r>
-      <w:proofErr w:type="gramStart"/>
-      <w:r>
-        <w:rPr>
-          <w:i/>
-          <w:iCs/>
-          <w:sz w:val="18"/>
-          <w:szCs w:val="18"/>
-        </w:rPr>
-        <w:t>quantized</w:t>
-      </w:r>
-      <w:proofErr w:type="gramEnd"/>
-      <w:r>
-        <w:rPr>
-          <w:i/>
-          <w:iCs/>
-          <w:sz w:val="18"/>
-          <w:szCs w:val="18"/>
-        </w:rPr>
-        <w:t xml:space="preserve"> rows trained by distillation, 200 test problems.</w:t>
+        <w:t>Table 3: The published 391k-parameter encoder at different precisions, quantized rows trained by distillation, 200 test problems.</w:t>
       </w:r>
     </w:p>
     <w:p>
@@ -2484,23 +2221,7 @@
         <w:jc w:val="both"/>
       </w:pPr>
       <w:r>
-        <w:t xml:space="preserve">W4A8 costs nothing measurable relative to float32 — the small differences are within sampling noise — while halving the weight memory of W8A8. Below four bits of weight, quality drops sharply. </w:t>
-      </w:r>
-      <w:proofErr w:type="spellStart"/>
-      <w:r>
-        <w:t>p_opt</w:t>
-      </w:r>
-      <w:proofErr w:type="spellEnd"/>
-      <w:r>
-        <w:t xml:space="preserve"> behaves non-monotonically there, W2A2 scoring higher than W2A8, but this is not an improvement: as precision falls the guidance map flattens toward uniform, and a uniform map is exactly vanilla A*, which always finds optimal paths while saving no expansions. </w:t>
-      </w:r>
-      <w:proofErr w:type="spellStart"/>
-      <w:r>
-        <w:t>p_exp</w:t>
-      </w:r>
-      <w:proofErr w:type="spellEnd"/>
-      <w:r>
-        <w:t xml:space="preserve"> falls steadily over the same rows, from 0.398 to 0.335, confirming that the network is losing its guidance.</w:t>
+        <w:t>W4A8 costs nothing measurable relative to float32 — the small differences are within sampling noise — while halving the weight memory of W8A8. Below four bits of weight, quality drops sharply. p_opt behaves non-monotonically there, W2A2 scoring higher than W2A8, but this is not an improvement: as precision falls the guidance map flattens toward uniform, and a uniform map is exactly vanilla A*, which always finds optimal paths while saving no expansions. p_exp falls steadily over the same rows, from 0.398 to 0.335, confirming that the network is losing its guidance.</w:t>
       </w:r>
     </w:p>
     <w:p>
@@ -2525,31 +2246,7 @@
         <w:jc w:val="both"/>
       </w:pPr>
       <w:r>
-        <w:t xml:space="preserve">The encoder distributed with the reference implementation has five 3×3 convolutions with channel widths 2-32-64-128-256-1: 391,395 parameters and 399 million multiply-accumulates per 32×32 map. I built it for the Zynq-7020 at W4A8 and 100 MHz with 342 MACs per cycle, the folding needed for about 11.8 </w:t>
-      </w:r>
-      <w:proofErr w:type="spellStart"/>
-      <w:r>
-        <w:t>ms</w:t>
-      </w:r>
-      <w:proofErr w:type="spellEnd"/>
-      <w:r>
-        <w:t xml:space="preserve"> per frame — already slower than the 6.70 </w:t>
-      </w:r>
-      <w:proofErr w:type="spellStart"/>
-      <w:r>
-        <w:t>ms</w:t>
-      </w:r>
-      <w:proofErr w:type="spellEnd"/>
-      <w:r>
-        <w:t xml:space="preserve"> software baseline. </w:t>
-      </w:r>
-      <w:proofErr w:type="spellStart"/>
-      <w:r>
-        <w:t>Vivado</w:t>
-      </w:r>
-      <w:proofErr w:type="spellEnd"/>
-      <w:r>
-        <w:t xml:space="preserve"> rejected the design during design-rule checking, before placement began; Table 4 gives the shortfall.</w:t>
+        <w:t>The encoder distributed with the reference implementation has five 3×3 convolutions with channel widths 2-32-64-128-256-1: 391,395 parameters and 399 million multiply-accumulates per 32×32 map. I built it for the Zynq-7020 at W4A8 and 100 MHz with 342 MACs per cycle, the folding needed for about 11.8 ms per frame — already slower than the 6.70 ms software baseline. Vivado rejected the design during design-rule checking, before placement began; Table 4 gives the shortfall.</w:t>
       </w:r>
     </w:p>
     <w:tbl>
@@ -3068,47 +2765,7 @@
           <w:sz w:val="18"/>
           <w:szCs w:val="18"/>
         </w:rPr>
-        <w:t xml:space="preserve">Table 4: Design-rule failure for the published encoder. </w:t>
-      </w:r>
-      <w:proofErr w:type="spellStart"/>
-      <w:r>
-        <w:rPr>
-          <w:i/>
-          <w:iCs/>
-          <w:sz w:val="18"/>
-          <w:szCs w:val="18"/>
-        </w:rPr>
-        <w:t>Vivado</w:t>
-      </w:r>
-      <w:proofErr w:type="spellEnd"/>
-      <w:r>
-        <w:rPr>
-          <w:i/>
-          <w:iCs/>
-          <w:sz w:val="18"/>
-          <w:szCs w:val="18"/>
-        </w:rPr>
-        <w:t xml:space="preserve"> reported 'Error(s) found during DRC. Placer not </w:t>
-      </w:r>
-      <w:proofErr w:type="gramStart"/>
-      <w:r>
-        <w:rPr>
-          <w:i/>
-          <w:iCs/>
-          <w:sz w:val="18"/>
-          <w:szCs w:val="18"/>
-        </w:rPr>
-        <w:t>run</w:t>
-      </w:r>
-      <w:proofErr w:type="gramEnd"/>
-      <w:r>
-        <w:rPr>
-          <w:i/>
-          <w:iCs/>
-          <w:sz w:val="18"/>
-          <w:szCs w:val="18"/>
-        </w:rPr>
-        <w:t>.'</w:t>
+        <w:t>Table 4: Design-rule failure for the published encoder. Vivado reported 'Error(s) found during DRC. Placer not run.'</w:t>
       </w:r>
     </w:p>
     <w:p>
@@ -3302,7 +2959,6 @@
             <w:pPr>
               <w:jc w:val="center"/>
             </w:pPr>
-            <w:proofErr w:type="spellStart"/>
             <w:r>
               <w:rPr>
                 <w:b/>
@@ -3312,7 +2968,6 @@
               </w:rPr>
               <w:t>p_opt</w:t>
             </w:r>
-            <w:proofErr w:type="spellEnd"/>
           </w:p>
         </w:tc>
         <w:tc>
@@ -3330,7 +2985,6 @@
             <w:pPr>
               <w:jc w:val="center"/>
             </w:pPr>
-            <w:proofErr w:type="spellStart"/>
             <w:r>
               <w:rPr>
                 <w:b/>
@@ -3340,7 +2994,6 @@
               </w:rPr>
               <w:t>p_exp</w:t>
             </w:r>
-            <w:proofErr w:type="spellEnd"/>
           </w:p>
         </w:tc>
         <w:tc>
@@ -3358,7 +3011,6 @@
             <w:pPr>
               <w:jc w:val="center"/>
             </w:pPr>
-            <w:proofErr w:type="spellStart"/>
             <w:r>
               <w:rPr>
                 <w:b/>
@@ -3368,7 +3020,6 @@
               </w:rPr>
               <w:t>p_gen</w:t>
             </w:r>
-            <w:proofErr w:type="spellEnd"/>
           </w:p>
         </w:tc>
         <w:tc>
@@ -3419,19 +3070,8 @@
                 <w:sz w:val="18"/>
                 <w:szCs w:val="18"/>
               </w:rPr>
-              <w:t xml:space="preserve">Thru. </w:t>
-            </w:r>
-            <w:proofErr w:type="spellStart"/>
-            <w:r>
-              <w:rPr>
-                <w:b/>
-                <w:bCs/>
-                <w:sz w:val="18"/>
-                <w:szCs w:val="18"/>
-              </w:rPr>
-              <w:t>ms</w:t>
-            </w:r>
-            <w:proofErr w:type="spellEnd"/>
+              <w:t>Thru. ms</w:t>
+            </w:r>
           </w:p>
         </w:tc>
         <w:tc>
@@ -5164,27 +4804,7 @@
           <w:sz w:val="18"/>
           <w:szCs w:val="18"/>
         </w:rPr>
-        <w:t xml:space="preserve">Table 5: Encoder width and precision against planning quality and hardware cost. Throughput is FINN's cycle estimate at 100 </w:t>
-      </w:r>
-      <w:proofErr w:type="spellStart"/>
-      <w:r>
-        <w:rPr>
-          <w:i/>
-          <w:iCs/>
-          <w:sz w:val="18"/>
-          <w:szCs w:val="18"/>
-        </w:rPr>
-        <w:t>MHz.</w:t>
-      </w:r>
-      <w:proofErr w:type="spellEnd"/>
-      <w:r>
-        <w:rPr>
-          <w:i/>
-          <w:iCs/>
-          <w:sz w:val="18"/>
-          <w:szCs w:val="18"/>
-        </w:rPr>
-        <w:t xml:space="preserve"> Rows marked (m) are measured after synthesis; other LUT figures are projected. The emphasized row is the deployed architecture.</w:t>
+        <w:t>Table 5: Encoder width and precision against planning quality and hardware cost. Throughput is FINN's cycle estimate at 100 MHz. Rows marked (m) are measured after synthesis; other LUT figures are projected. The emphasized row is the deployed architecture.</w:t>
       </w:r>
     </w:p>
     <w:p>
@@ -5202,15 +4822,7 @@
         <w:jc w:val="both"/>
       </w:pPr>
       <w:r>
-        <w:t xml:space="preserve">Each row was trained separately, and separate runs of the same architecture differ by about 0.02 in </w:t>
-      </w:r>
-      <w:proofErr w:type="spellStart"/>
-      <w:r>
-        <w:t>p_exp</w:t>
-      </w:r>
-      <w:proofErr w:type="spellEnd"/>
-      <w:r>
-        <w:t xml:space="preserve"> — the two 8/16/16 W4A8 rows are the same network trained twice — so differences below about 0.03 between rows should not be read as real.</w:t>
+        <w:t>Each row was trained separately, and separate runs of the same architecture differ by about 0.02 in p_exp — the two 8/16/16 W4A8 rows are the same network trained twice — so differences below about 0.03 between rows should not be read as real.</w:t>
       </w:r>
     </w:p>
     <w:p>
@@ -5219,15 +4831,7 @@
         <w:jc w:val="both"/>
       </w:pPr>
       <w:r>
-        <w:t xml:space="preserve">Reducing the encoder from 391k to 3.8k parameters, a factor of 102, lowers </w:t>
-      </w:r>
-      <w:proofErr w:type="spellStart"/>
-      <w:r>
-        <w:t>p_exp</w:t>
-      </w:r>
-      <w:proofErr w:type="spellEnd"/>
-      <w:r>
-        <w:t xml:space="preserve"> from 0.441 to 0.407 as deployed — under eight percent. The published encoder is heavily over-provisioned for grids of this size.</w:t>
+        <w:t>Reducing the encoder from 391k to 3.8k parameters, a factor of 102, lowers p_exp from 0.441 to 0.407 as deployed — under eight percent. The published encoder is heavily over-provisioned for grids of this size.</w:t>
       </w:r>
     </w:p>
     <w:p>
@@ -5236,15 +4840,7 @@
         <w:jc w:val="both"/>
       </w:pPr>
       <w:r>
-        <w:t xml:space="preserve">At identical architecture, folding and LUT cost, W4A8 achieves </w:t>
-      </w:r>
-      <w:proofErr w:type="spellStart"/>
-      <w:r>
-        <w:t>p_exp</w:t>
-      </w:r>
-      <w:proofErr w:type="spellEnd"/>
-      <w:r>
-        <w:t xml:space="preserve"> 0.385 against 0.316 for W2A8, because LUT cost follows MACs per cycle rather than bit width. Four bits is the floor for this workload.</w:t>
+        <w:t>At identical architecture, folding and LUT cost, W4A8 achieves p_exp 0.385 against 0.316 for W2A8, because LUT cost follows MACs per cycle rather than bit width. Four bits is the floor for this workload.</w:t>
       </w:r>
     </w:p>
     <w:p>
@@ -5253,23 +4849,7 @@
         <w:jc w:val="both"/>
       </w:pPr>
       <w:r>
-        <w:t xml:space="preserve">The wider encoders score slightly higher, but within the run-to-run variation: 16/32/64 reaches 0.407, the same as the deployed 8/16/16 weights. They are also slower, because more channels mean more work per cell at the same parallelism. At the folding in Table 5, 16/32/64 needs 5.90 </w:t>
-      </w:r>
-      <w:proofErr w:type="spellStart"/>
-      <w:r>
-        <w:t>ms</w:t>
-      </w:r>
-      <w:proofErr w:type="spellEnd"/>
-      <w:r>
-        <w:t xml:space="preserve"> per frame in throughput and about 22 </w:t>
-      </w:r>
-      <w:proofErr w:type="spellStart"/>
-      <w:r>
-        <w:t>ms</w:t>
-      </w:r>
-      <w:proofErr w:type="spellEnd"/>
-      <w:r>
-        <w:t xml:space="preserve"> for a single frame — slower than even the published encoder on the x86 server. 8/16/16 matches its planning quality at a fraction of the latency.</w:t>
+        <w:t>The wider encoders score slightly higher, but within the run-to-run variation: 16/32/64 reaches 0.407, the same as the deployed 8/16/16 weights. They are also slower, because more channels mean more work per cell at the same parallelism. At the folding in Table 5, 16/32/64 needs 5.90 ms per frame in throughput and about 22 ms for a single frame — slower than even the published encoder on the x86 server. 8/16/16 matches its planning quality at a fraction of the latency.</w:t>
       </w:r>
     </w:p>
     <w:p>
@@ -5300,7 +4880,7 @@
                     </pic:cNvPicPr>
                   </pic:nvPicPr>
                   <pic:blipFill>
-                    <a:blip r:embed="rId6"/>
+                    <a:blip r:embed="rId7"/>
                     <a:srcRect/>
                     <a:stretch>
                       <a:fillRect/>
@@ -6312,19 +5892,8 @@
           <w:sz w:val="18"/>
           <w:szCs w:val="18"/>
         </w:rPr>
-        <w:t xml:space="preserve">Table 6: Post-synthesis utilization. Build B met timing with 0.596 ns of slack against a 10 ns constraint, an achieved clock of about 106 </w:t>
-      </w:r>
-      <w:proofErr w:type="spellStart"/>
-      <w:r>
-        <w:rPr>
-          <w:i/>
-          <w:iCs/>
-          <w:sz w:val="18"/>
-          <w:szCs w:val="18"/>
-        </w:rPr>
-        <w:t>MHz.</w:t>
-      </w:r>
-      <w:proofErr w:type="spellEnd"/>
+        <w:t>Table 6: Post-synthesis utilization. Build B met timing with 0.596 ns of slack against a 10 ns constraint, an achieved clock of about 106 MHz.</w:t>
+      </w:r>
     </w:p>
     <w:p>
       <w:pPr>
@@ -6332,23 +5901,7 @@
         <w:jc w:val="both"/>
       </w:pPr>
       <w:r>
-        <w:t xml:space="preserve">Build A takes 5.58 </w:t>
-      </w:r>
-      <w:proofErr w:type="spellStart"/>
-      <w:r>
-        <w:t>ms</w:t>
-      </w:r>
-      <w:proofErr w:type="spellEnd"/>
-      <w:r>
-        <w:t xml:space="preserve"> per frame; build B halves the cycle count to 3.00 </w:t>
-      </w:r>
-      <w:proofErr w:type="spellStart"/>
-      <w:r>
-        <w:t>ms</w:t>
-      </w:r>
-      <w:proofErr w:type="spellEnd"/>
-      <w:r>
-        <w:t xml:space="preserve">, for 18 percentage points more LUT and twice the DSP slices. Builds C and D have the same folding as B and nearly the same resources. Block RAM stays almost unused — the 3,744 four-bit weights occupy 1.9 KB — so compute, not memory, limits this workload. FINN's own resource estimate for build A was 4,502 LUTs against 24,154 measured, 5.4 times too low: useful for comparing configurations, not for deciding whether one fits. Raising the folding beyond 54 MACs per cycle gives no further speedup for this architecture, because SIMD must divide each layer's input channels </w:t>
+        <w:t xml:space="preserve">Build A takes 5.58 ms per frame; build B halves the cycle count to 3.00 ms, for 18 percentage points more LUT and twice the DSP slices. Builds C and D have the same folding as B and nearly the same resources. Block RAM stays almost unused — the 3,744 four-bit weights occupy 1.9 KB — so compute, not memory, limits this workload. FINN's own resource estimate for build A was 4,502 LUTs against 24,154 measured, 5.4 times too low: useful for comparing configurations, not for deciding whether one fits. Raising the folding beyond 54 MACs per cycle gives no further speedup for this architecture, because SIMD must divide each layer's input channels </w:t>
       </w:r>
       <w:r>
         <w:lastRenderedPageBreak/>
@@ -6416,7 +5969,7 @@
                     </pic:cNvPicPr>
                   </pic:nvPicPr>
                   <pic:blipFill>
-                    <a:blip r:embed="rId7"/>
+                    <a:blip r:embed="rId8"/>
                     <a:srcRect/>
                     <a:stretch>
                       <a:fillRect/>
@@ -6450,27 +6003,7 @@
           <w:sz w:val="18"/>
           <w:szCs w:val="18"/>
         </w:rPr>
-        <w:t xml:space="preserve">Figure 3: One problem </w:t>
-      </w:r>
-      <w:proofErr w:type="gramStart"/>
-      <w:r>
-        <w:rPr>
-          <w:i/>
-          <w:iCs/>
-          <w:sz w:val="18"/>
-          <w:szCs w:val="18"/>
-        </w:rPr>
-        <w:t>solved</w:t>
-      </w:r>
-      <w:proofErr w:type="gramEnd"/>
-      <w:r>
-        <w:rPr>
-          <w:i/>
-          <w:iCs/>
-          <w:sz w:val="18"/>
-          <w:szCs w:val="18"/>
-        </w:rPr>
-        <w:t xml:space="preserve"> three ways. Top: the guidance map computed by the accelerator, then vanilla A* and Neural A* with that map, both on the board. Bottom: the published 391k encoder on the same problem, in software. Pale cells were generated but never expanded; green cells were expanded; red marks the returned path.</w:t>
+        <w:t>Figure 3: One problem solved three ways. Top: the guidance map computed by the accelerator, then vanilla A* and Neural A* with that map, both on the board. Bottom: the published 391k encoder on the same problem, in software. Pale cells were generated but never expanded; green cells were expanded; red marks the returned path.</w:t>
       </w:r>
     </w:p>
     <w:p>
@@ -6501,7 +6034,7 @@
                     </pic:cNvPicPr>
                   </pic:nvPicPr>
                   <pic:blipFill>
-                    <a:blip r:embed="rId8"/>
+                    <a:blip r:embed="rId9"/>
                     <a:srcRect/>
                     <a:stretch>
                       <a:fillRect/>
@@ -6535,47 +6068,7 @@
           <w:sz w:val="18"/>
           <w:szCs w:val="18"/>
         </w:rPr>
-        <w:t xml:space="preserve">Figure 4: The search </w:t>
-      </w:r>
-      <w:proofErr w:type="gramStart"/>
-      <w:r>
-        <w:rPr>
-          <w:i/>
-          <w:iCs/>
-          <w:sz w:val="18"/>
-          <w:szCs w:val="18"/>
-        </w:rPr>
-        <w:t>of</w:t>
-      </w:r>
-      <w:proofErr w:type="gramEnd"/>
-      <w:r>
-        <w:rPr>
-          <w:i/>
-          <w:iCs/>
-          <w:sz w:val="18"/>
-          <w:szCs w:val="18"/>
-        </w:rPr>
-        <w:t xml:space="preserve"> Figure 3 overlaid on the guidance map computed by the accelerator. Dark cells are cheap, bright cells expensive; the </w:t>
-      </w:r>
-      <w:proofErr w:type="gramStart"/>
-      <w:r>
-        <w:rPr>
-          <w:i/>
-          <w:iCs/>
-          <w:sz w:val="18"/>
-          <w:szCs w:val="18"/>
-        </w:rPr>
-        <w:t>returned</w:t>
-      </w:r>
-      <w:proofErr w:type="gramEnd"/>
-      <w:r>
-        <w:rPr>
-          <w:i/>
-          <w:iCs/>
-          <w:sz w:val="18"/>
-          <w:szCs w:val="18"/>
-        </w:rPr>
-        <w:t xml:space="preserve"> path follows the cheap corridor.</w:t>
+        <w:t>Figure 4: The search of Figure 3 overlaid on the guidance map computed by the accelerator. Dark cells are cheap, bright cells expensive; the returned path follows the cheap corridor.</w:t>
       </w:r>
     </w:p>
     <w:p>
@@ -6900,17 +6393,8 @@
                 <w:sz w:val="18"/>
                 <w:szCs w:val="18"/>
               </w:rPr>
-              <w:t xml:space="preserve">33.07 </w:t>
-            </w:r>
-            <w:proofErr w:type="spellStart"/>
-            <w:r>
-              <w:rPr>
-                <w:sz w:val="18"/>
-                <w:szCs w:val="18"/>
-              </w:rPr>
-              <w:t>ms</w:t>
-            </w:r>
-            <w:proofErr w:type="spellEnd"/>
+              <w:t>33.07 ms</w:t>
+            </w:r>
           </w:p>
         </w:tc>
       </w:tr>
@@ -7026,17 +6510,8 @@
                 <w:sz w:val="18"/>
                 <w:szCs w:val="18"/>
               </w:rPr>
-              <w:t xml:space="preserve">5.00 </w:t>
-            </w:r>
-            <w:proofErr w:type="spellStart"/>
-            <w:r>
-              <w:rPr>
-                <w:sz w:val="18"/>
-                <w:szCs w:val="18"/>
-              </w:rPr>
-              <w:t>ms</w:t>
-            </w:r>
-            <w:proofErr w:type="spellEnd"/>
+              <w:t>5.00 ms</w:t>
+            </w:r>
           </w:p>
         </w:tc>
         <w:tc>
@@ -7058,17 +6533,8 @@
                 <w:sz w:val="18"/>
                 <w:szCs w:val="18"/>
               </w:rPr>
-              <w:t xml:space="preserve">21.88 </w:t>
-            </w:r>
-            <w:proofErr w:type="spellStart"/>
-            <w:r>
-              <w:rPr>
-                <w:sz w:val="18"/>
-                <w:szCs w:val="18"/>
-              </w:rPr>
-              <w:t>ms</w:t>
-            </w:r>
-            <w:proofErr w:type="spellEnd"/>
+              <w:t>21.88 ms</w:t>
+            </w:r>
           </w:p>
         </w:tc>
       </w:tr>
@@ -7085,47 +6551,7 @@
           <w:sz w:val="18"/>
           <w:szCs w:val="18"/>
         </w:rPr>
-        <w:t xml:space="preserve">Table 7: Averages over 200 problems on the board, build C, with the search on the ARM processor. </w:t>
-      </w:r>
-      <w:proofErr w:type="gramStart"/>
-      <w:r>
-        <w:rPr>
-          <w:i/>
-          <w:iCs/>
-          <w:sz w:val="18"/>
-          <w:szCs w:val="18"/>
-        </w:rPr>
-        <w:t>Encode</w:t>
-      </w:r>
-      <w:proofErr w:type="gramEnd"/>
-      <w:r>
-        <w:rPr>
-          <w:i/>
-          <w:iCs/>
-          <w:sz w:val="18"/>
-          <w:szCs w:val="18"/>
-        </w:rPr>
-        <w:t xml:space="preserve"> is the whole per-problem cost of producing a guidance map: building the two input channels, the accelerator call, and the sigmoid on the processor. The accelerator call alone is 3.91 </w:t>
-      </w:r>
-      <w:proofErr w:type="spellStart"/>
-      <w:r>
-        <w:rPr>
-          <w:i/>
-          <w:iCs/>
-          <w:sz w:val="18"/>
-          <w:szCs w:val="18"/>
-        </w:rPr>
-        <w:t>ms</w:t>
-      </w:r>
-      <w:proofErr w:type="spellEnd"/>
-      <w:r>
-        <w:rPr>
-          <w:i/>
-          <w:iCs/>
-          <w:sz w:val="18"/>
-          <w:szCs w:val="18"/>
-        </w:rPr>
-        <w:t xml:space="preserve"> (Table 9).</w:t>
+        <w:t>Table 7: Averages over 200 problems on the board, build C, with the search on the ARM processor. Encode is the whole per-problem cost of producing a guidance map: building the two input channels, the accelerator call, and the sigmoid on the processor. The accelerator call alone is 3.91 ms (Table 9).</w:t>
       </w:r>
     </w:p>
     <w:p>
@@ -7200,7 +6626,6 @@
             <w:pPr>
               <w:jc w:val="center"/>
             </w:pPr>
-            <w:proofErr w:type="spellStart"/>
             <w:r>
               <w:rPr>
                 <w:b/>
@@ -7210,7 +6635,6 @@
               </w:rPr>
               <w:t>p_opt</w:t>
             </w:r>
-            <w:proofErr w:type="spellEnd"/>
           </w:p>
         </w:tc>
         <w:tc>
@@ -7228,7 +6652,6 @@
             <w:pPr>
               <w:jc w:val="center"/>
             </w:pPr>
-            <w:proofErr w:type="spellStart"/>
             <w:r>
               <w:rPr>
                 <w:b/>
@@ -7238,7 +6661,6 @@
               </w:rPr>
               <w:t>p_exp</w:t>
             </w:r>
-            <w:proofErr w:type="spellEnd"/>
           </w:p>
         </w:tc>
         <w:tc>
@@ -7256,7 +6678,6 @@
             <w:pPr>
               <w:jc w:val="center"/>
             </w:pPr>
-            <w:proofErr w:type="spellStart"/>
             <w:r>
               <w:rPr>
                 <w:b/>
@@ -7266,7 +6687,6 @@
               </w:rPr>
               <w:t>p_gen</w:t>
             </w:r>
-            <w:proofErr w:type="spellEnd"/>
           </w:p>
         </w:tc>
       </w:tr>
@@ -7290,23 +6710,7 @@
                 <w:sz w:val="18"/>
                 <w:szCs w:val="18"/>
               </w:rPr>
-              <w:t>Software (</w:t>
-            </w:r>
-            <w:proofErr w:type="spellStart"/>
-            <w:r>
-              <w:rPr>
-                <w:sz w:val="18"/>
-                <w:szCs w:val="18"/>
-              </w:rPr>
-              <w:t>PyTorch</w:t>
-            </w:r>
-            <w:proofErr w:type="spellEnd"/>
-            <w:r>
-              <w:rPr>
-                <w:sz w:val="18"/>
-                <w:szCs w:val="18"/>
-              </w:rPr>
-              <w:t xml:space="preserve"> model)</w:t>
+              <w:t>Software (PyTorch model)</w:t>
             </w:r>
           </w:p>
         </w:tc>
@@ -7504,15 +6908,7 @@
         <w:jc w:val="both"/>
       </w:pPr>
       <w:r>
-        <w:t xml:space="preserve">The board reproduces the software result to within 0.01 on every metric. The guidance maps computed by the accelerator are not bit-identical to the software model's — their correlation is 0.962 — but the differences are too small to change which nodes the search expands. The whole pipeline, from the quantized network through FINN and the bitstream to the search on the processor, </w:t>
-      </w:r>
-      <w:proofErr w:type="gramStart"/>
-      <w:r>
-        <w:t>therefore</w:t>
-      </w:r>
-      <w:proofErr w:type="gramEnd"/>
-      <w:r>
-        <w:t xml:space="preserve"> plans exactly as the trained model does.</w:t>
+        <w:t>The board reproduces the software result to within 0.01 on every metric. The guidance maps computed by the accelerator are not bit-identical to the software model's — their correlation is 0.962 — but the differences are too small to change which nodes the search expands. The whole pipeline, from the quantized network through FINN and the bitstream to the search on the processor, therefore plans exactly as the trained model does.</w:t>
       </w:r>
     </w:p>
     <w:p>
@@ -7537,31 +6933,7 @@
         <w:jc w:val="both"/>
       </w:pPr>
       <w:r>
-        <w:t xml:space="preserve">Build B's accelerator needs 3.00 </w:t>
-      </w:r>
-      <w:proofErr w:type="spellStart"/>
-      <w:r>
-        <w:t>ms</w:t>
-      </w:r>
-      <w:proofErr w:type="spellEnd"/>
-      <w:r>
-        <w:t xml:space="preserve"> per frame, but the same build measured on the board took 521.91 </w:t>
-      </w:r>
-      <w:proofErr w:type="spellStart"/>
-      <w:r>
-        <w:t>ms</w:t>
-      </w:r>
-      <w:proofErr w:type="spellEnd"/>
-      <w:r>
-        <w:t xml:space="preserve"> — 174 times longer. The time was not spent in the accelerator </w:t>
-      </w:r>
-      <w:proofErr w:type="gramStart"/>
-      <w:r>
-        <w:t>but in</w:t>
-      </w:r>
-      <w:proofErr w:type="gramEnd"/>
-      <w:r>
-        <w:t xml:space="preserve"> reading its output.</w:t>
+        <w:t>Build B's accelerator needs 3.00 ms per frame, but the same build measured on the board took 521.91 ms — 174 times longer. The time was not spent in the accelerator but in reading its output.</w:t>
       </w:r>
     </w:p>
     <w:p>
@@ -7574,13 +6946,8 @@
       </w:r>
       <w:r>
         <w:lastRenderedPageBreak/>
-        <w:t xml:space="preserve">driver unpacked the 1024 values of every frame bit by bit in interpreted Python. That loop accounted for the 521.91 </w:t>
-      </w:r>
-      <w:proofErr w:type="spellStart"/>
-      <w:r>
-        <w:t>ms.</w:t>
-      </w:r>
-      <w:proofErr w:type="spellEnd"/>
+        <w:t>driver unpacked the 1024 values of every frame bit by bit in interpreted Python. That loop accounted for the 521.91 ms.</w:t>
+      </w:r>
     </w:p>
     <w:p>
       <w:pPr>
@@ -7588,15 +6955,7 @@
         <w:jc w:val="both"/>
       </w:pPr>
       <w:r>
-        <w:t xml:space="preserve">Build C removes the sigmoid from the network and applies it on the ARM processor instead. The network now ends with a convolution, batch normalization and a quantizer, which FINN converts entirely into thresholds, so the accelerator returns a finished 8-bit value per cell. Eight-bit integers are a native type, the driver reads them directly, and measured latency falls to 3.91 </w:t>
-      </w:r>
-      <w:proofErr w:type="spellStart"/>
-      <w:r>
-        <w:t>ms.</w:t>
-      </w:r>
-      <w:proofErr w:type="spellEnd"/>
-      <w:r>
-        <w:t xml:space="preserve"> Applying the sigmoid to 1024 values on the processor takes negligible time. Table 9 compares the two builds.</w:t>
+        <w:t>Build C removes the sigmoid from the network and applies it on the ARM processor instead. The network now ends with a convolution, batch normalization and a quantizer, which FINN converts entirely into thresholds, so the accelerator returns a finished 8-bit value per cell. Eight-bit integers are a native type, the driver reads them directly, and measured latency falls to 3.91 ms. Applying the sigmoid to 1024 values on the processor takes negligible time. Table 9 compares the two builds.</w:t>
       </w:r>
     </w:p>
     <w:tbl>
@@ -7719,17 +7078,8 @@
                 <w:sz w:val="18"/>
                 <w:szCs w:val="18"/>
               </w:rPr>
-              <w:t xml:space="preserve">Accelerator, frames </w:t>
-            </w:r>
-            <w:proofErr w:type="gramStart"/>
-            <w:r>
-              <w:rPr>
-                <w:sz w:val="18"/>
-                <w:szCs w:val="18"/>
-              </w:rPr>
-              <w:t>back to back</w:t>
-            </w:r>
-            <w:proofErr w:type="gramEnd"/>
+              <w:t>Accelerator, frames back to back</w:t>
+            </w:r>
           </w:p>
         </w:tc>
         <w:tc>
@@ -7751,17 +7101,8 @@
                 <w:sz w:val="18"/>
                 <w:szCs w:val="18"/>
               </w:rPr>
-              <w:t xml:space="preserve">0.74 </w:t>
-            </w:r>
-            <w:proofErr w:type="spellStart"/>
-            <w:r>
-              <w:rPr>
-                <w:sz w:val="18"/>
-                <w:szCs w:val="18"/>
-              </w:rPr>
-              <w:t>ms</w:t>
-            </w:r>
-            <w:proofErr w:type="spellEnd"/>
+              <w:t>0.74 ms</w:t>
+            </w:r>
           </w:p>
         </w:tc>
         <w:tc>
@@ -7783,17 +7124,8 @@
                 <w:sz w:val="18"/>
                 <w:szCs w:val="18"/>
               </w:rPr>
-              <w:t xml:space="preserve">0.74 </w:t>
-            </w:r>
-            <w:proofErr w:type="spellStart"/>
-            <w:r>
-              <w:rPr>
-                <w:sz w:val="18"/>
-                <w:szCs w:val="18"/>
-              </w:rPr>
-              <w:t>ms</w:t>
-            </w:r>
-            <w:proofErr w:type="spellEnd"/>
+              <w:t>0.74 ms</w:t>
+            </w:r>
           </w:p>
         </w:tc>
       </w:tr>
@@ -7840,17 +7172,8 @@
                 <w:sz w:val="18"/>
                 <w:szCs w:val="18"/>
               </w:rPr>
-              <w:t xml:space="preserve">3.00 </w:t>
-            </w:r>
-            <w:proofErr w:type="spellStart"/>
-            <w:r>
-              <w:rPr>
-                <w:sz w:val="18"/>
-                <w:szCs w:val="18"/>
-              </w:rPr>
-              <w:t>ms</w:t>
-            </w:r>
-            <w:proofErr w:type="spellEnd"/>
+              <w:t>3.00 ms</w:t>
+            </w:r>
           </w:p>
         </w:tc>
         <w:tc>
@@ -7872,17 +7195,8 @@
                 <w:sz w:val="18"/>
                 <w:szCs w:val="18"/>
               </w:rPr>
-              <w:t xml:space="preserve">3.00 </w:t>
-            </w:r>
-            <w:proofErr w:type="spellStart"/>
-            <w:r>
-              <w:rPr>
-                <w:sz w:val="18"/>
-                <w:szCs w:val="18"/>
-              </w:rPr>
-              <w:t>ms</w:t>
-            </w:r>
-            <w:proofErr w:type="spellEnd"/>
+              <w:t>3.00 ms</w:t>
+            </w:r>
           </w:p>
         </w:tc>
       </w:tr>
@@ -7933,9 +7247,24 @@
                 <w:sz w:val="18"/>
                 <w:szCs w:val="18"/>
               </w:rPr>
-              <w:t xml:space="preserve">521.91 </w:t>
-            </w:r>
-            <w:proofErr w:type="spellStart"/>
+              <w:t>521.91 ms</w:t>
+            </w:r>
+          </w:p>
+        </w:tc>
+        <w:tc>
+          <w:tcPr>
+            <w:tcW w:w="2980" w:type="dxa"/>
+            <w:tcMar>
+              <w:top w:w="60" w:type="dxa"/>
+              <w:left w:w="90" w:type="dxa"/>
+              <w:bottom w:w="60" w:type="dxa"/>
+              <w:right w:w="90" w:type="dxa"/>
+            </w:tcMar>
+          </w:tcPr>
+          <w:p>
+            <w:pPr>
+              <w:jc w:val="center"/>
+            </w:pPr>
             <w:r>
               <w:rPr>
                 <w:b/>
@@ -7943,45 +7272,8 @@
                 <w:sz w:val="18"/>
                 <w:szCs w:val="18"/>
               </w:rPr>
-              <w:t>ms</w:t>
-            </w:r>
-            <w:proofErr w:type="spellEnd"/>
-          </w:p>
-        </w:tc>
-        <w:tc>
-          <w:tcPr>
-            <w:tcW w:w="2980" w:type="dxa"/>
-            <w:tcMar>
-              <w:top w:w="60" w:type="dxa"/>
-              <w:left w:w="90" w:type="dxa"/>
-              <w:bottom w:w="60" w:type="dxa"/>
-              <w:right w:w="90" w:type="dxa"/>
-            </w:tcMar>
-          </w:tcPr>
-          <w:p>
-            <w:pPr>
-              <w:jc w:val="center"/>
-            </w:pPr>
-            <w:r>
-              <w:rPr>
-                <w:b/>
-                <w:bCs/>
-                <w:sz w:val="18"/>
-                <w:szCs w:val="18"/>
-              </w:rPr>
-              <w:t xml:space="preserve">3.91 </w:t>
-            </w:r>
-            <w:proofErr w:type="spellStart"/>
-            <w:r>
-              <w:rPr>
-                <w:b/>
-                <w:bCs/>
-                <w:sz w:val="18"/>
-                <w:szCs w:val="18"/>
-              </w:rPr>
-              <w:t>ms</w:t>
-            </w:r>
-            <w:proofErr w:type="spellEnd"/>
+              <w:t>3.91 ms</w:t>
+            </w:r>
           </w:p>
         </w:tc>
       </w:tr>
@@ -8007,47 +7299,7 @@
         <w:jc w:val="both"/>
       </w:pPr>
       <w:r>
-        <w:t xml:space="preserve">FINN reports two accelerator figures: 0.74 </w:t>
-      </w:r>
-      <w:proofErr w:type="spellStart"/>
-      <w:r>
-        <w:t>ms</w:t>
-      </w:r>
-      <w:proofErr w:type="spellEnd"/>
-      <w:r>
-        <w:t xml:space="preserve"> per frame when frames arrive continuously and the pipeline stays full, and 3.00 </w:t>
-      </w:r>
-      <w:proofErr w:type="spellStart"/>
-      <w:r>
-        <w:t>ms</w:t>
-      </w:r>
-      <w:proofErr w:type="spellEnd"/>
-      <w:r>
-        <w:t xml:space="preserve"> for one frame passing through an empty pipeline. A planner solves one problem at a time, so the second is the relevant one. The remaining 0.91 </w:t>
-      </w:r>
-      <w:proofErr w:type="spellStart"/>
-      <w:r>
-        <w:t>ms</w:t>
-      </w:r>
-      <w:proofErr w:type="spellEnd"/>
-      <w:r>
-        <w:t xml:space="preserve"> between 3.00 and 3.91 </w:t>
-      </w:r>
-      <w:proofErr w:type="spellStart"/>
-      <w:r>
-        <w:t>ms</w:t>
-      </w:r>
-      <w:proofErr w:type="spellEnd"/>
-      <w:r>
-        <w:t xml:space="preserve"> is data transfer and driver overhead on the ARM processor; a second session measured 4.05 </w:t>
-      </w:r>
-      <w:proofErr w:type="spellStart"/>
-      <w:r>
-        <w:t>ms</w:t>
-      </w:r>
-      <w:proofErr w:type="spellEnd"/>
-      <w:r>
-        <w:t>, so the figure varies by a few percent between runs.</w:t>
+        <w:t>FINN reports two accelerator figures: 0.74 ms per frame when frames arrive continuously and the pipeline stays full, and 3.00 ms for one frame passing through an empty pipeline. A planner solves one problem at a time, so the second is the relevant one. The remaining 0.91 ms between 3.00 and 3.91 ms is data transfer and driver overhead on the ARM processor; a second session measured 4.05 ms, so the figure varies by a few percent between runs.</w:t>
       </w:r>
     </w:p>
     <w:p>
@@ -8056,15 +7308,7 @@
         <w:jc w:val="both"/>
       </w:pPr>
       <w:r>
-        <w:t xml:space="preserve">The change has a cost. Without the sigmoid, the network must reproduce the float encoder's values before the sigmoid, which range from about −9 to +9, rather than values between 0 and 1. That is harder: the training loss was 0.427 against 0.009, and </w:t>
-      </w:r>
-      <w:proofErr w:type="spellStart"/>
-      <w:r>
-        <w:t>p_opt</w:t>
-      </w:r>
-      <w:proofErr w:type="spellEnd"/>
-      <w:r>
-        <w:t xml:space="preserve"> fell from 0.750 to 0.655, while the reductions in expanded and generated nodes changed little.</w:t>
+        <w:t>The change has a cost. Without the sigmoid, the network must reproduce the float encoder's values before the sigmoid, which range from about −9 to +9, rather than values between 0 and 1. That is harder: the training loss was 0.427 against 0.009, and p_opt fell from 0.750 to 0.655, while the reductions in expanded and generated nodes changed little.</w:t>
       </w:r>
     </w:p>
     <w:p>
@@ -8166,7 +7410,6 @@
             <w:pPr>
               <w:jc w:val="center"/>
             </w:pPr>
-            <w:proofErr w:type="spellStart"/>
             <w:r>
               <w:rPr>
                 <w:b/>
@@ -8176,7 +7419,6 @@
               </w:rPr>
               <w:t>p_opt</w:t>
             </w:r>
-            <w:proofErr w:type="spellEnd"/>
           </w:p>
         </w:tc>
         <w:tc>
@@ -8194,7 +7436,6 @@
             <w:pPr>
               <w:jc w:val="center"/>
             </w:pPr>
-            <w:proofErr w:type="spellStart"/>
             <w:r>
               <w:rPr>
                 <w:b/>
@@ -8204,7 +7445,6 @@
               </w:rPr>
               <w:t>p_exp</w:t>
             </w:r>
-            <w:proofErr w:type="spellEnd"/>
           </w:p>
         </w:tc>
         <w:tc>
@@ -8222,7 +7462,6 @@
             <w:pPr>
               <w:jc w:val="center"/>
             </w:pPr>
-            <w:proofErr w:type="spellStart"/>
             <w:r>
               <w:rPr>
                 <w:b/>
@@ -8232,7 +7471,6 @@
               </w:rPr>
               <w:t>p_gen</w:t>
             </w:r>
-            <w:proofErr w:type="spellEnd"/>
           </w:p>
         </w:tc>
       </w:tr>
@@ -8251,21 +7489,12 @@
             </w:tcMar>
           </w:tcPr>
           <w:p>
-            <w:proofErr w:type="gramStart"/>
-            <w:r>
-              <w:rPr>
-                <w:sz w:val="18"/>
-                <w:szCs w:val="18"/>
-              </w:rPr>
-              <w:t>B  sigmoid</w:t>
-            </w:r>
-            <w:proofErr w:type="gramEnd"/>
-            <w:r>
-              <w:rPr>
-                <w:sz w:val="18"/>
-                <w:szCs w:val="18"/>
-              </w:rPr>
-              <w:t xml:space="preserve"> on the accelerator</w:t>
+            <w:r>
+              <w:rPr>
+                <w:sz w:val="18"/>
+                <w:szCs w:val="18"/>
+              </w:rPr>
+              <w:t>B  sigmoid on the accelerator</w:t>
             </w:r>
           </w:p>
         </w:tc>
@@ -8377,21 +7606,12 @@
             </w:tcMar>
           </w:tcPr>
           <w:p>
-            <w:proofErr w:type="gramStart"/>
-            <w:r>
-              <w:rPr>
-                <w:sz w:val="18"/>
-                <w:szCs w:val="18"/>
-              </w:rPr>
-              <w:t>C  sigmoid</w:t>
-            </w:r>
-            <w:proofErr w:type="gramEnd"/>
-            <w:r>
-              <w:rPr>
-                <w:sz w:val="18"/>
-                <w:szCs w:val="18"/>
-              </w:rPr>
-              <w:t xml:space="preserve"> on the processor</w:t>
+            <w:r>
+              <w:rPr>
+                <w:sz w:val="18"/>
+                <w:szCs w:val="18"/>
+              </w:rPr>
+              <w:t>C  sigmoid on the processor</w:t>
             </w:r>
           </w:p>
         </w:tc>
@@ -8503,21 +7723,12 @@
             </w:tcMar>
           </w:tcPr>
           <w:p>
-            <w:proofErr w:type="gramStart"/>
-            <w:r>
-              <w:rPr>
-                <w:sz w:val="18"/>
-                <w:szCs w:val="18"/>
-              </w:rPr>
-              <w:t>D  as</w:t>
-            </w:r>
-            <w:proofErr w:type="gramEnd"/>
-            <w:r>
-              <w:rPr>
-                <w:sz w:val="18"/>
-                <w:szCs w:val="18"/>
-              </w:rPr>
-              <w:t xml:space="preserve"> C, targets clipped to ±6</w:t>
+            <w:r>
+              <w:rPr>
+                <w:sz w:val="18"/>
+                <w:szCs w:val="18"/>
+              </w:rPr>
+              <w:t>D  as C, targets clipped to ±6</w:t>
             </w:r>
           </w:p>
         </w:tc>
@@ -8636,15 +7847,7 @@
         <w:jc w:val="both"/>
       </w:pPr>
       <w:r>
-        <w:t xml:space="preserve">The hypothesis was wrong. Clipping barely changed the training loss, from 0.427 to 0.424, so the extreme values were not the source of the difficulty. </w:t>
-      </w:r>
-      <w:proofErr w:type="spellStart"/>
-      <w:r>
-        <w:t>p_opt</w:t>
-      </w:r>
-      <w:proofErr w:type="spellEnd"/>
-      <w:r>
-        <w:t xml:space="preserve"> improved slightly, to 0.680, but the reductions in expanded and generated nodes fell to 0.335 and 0.188. Build C was kept. Recovering build B's path quality with the sigmoid on the processor — for example with a loss that weights errors by how much they change the guidance value — remains open.</w:t>
+        <w:t>The hypothesis was wrong. Clipping barely changed the training loss, from 0.427 to 0.424, so the extreme values were not the source of the difficulty. p_opt improved slightly, to 0.680, but the reductions in expanded and generated nodes fell to 0.335 and 0.188. Build C was kept. Recovering build B's path quality with the sigmoid on the processor — for example with a loss that weights errors by how much they change the guidance value — remains open.</w:t>
       </w:r>
     </w:p>
     <w:p>
@@ -8669,23 +7872,7 @@
         <w:jc w:val="both"/>
       </w:pPr>
       <w:r>
-        <w:t xml:space="preserve">A speed comparison is only meaningful when the same network runs on each processor. Table 11 gives the deployed 8/16/16 encoder in three places: on the accelerator, on the board's ARM processor in a </w:t>
-      </w:r>
-      <w:proofErr w:type="spellStart"/>
-      <w:r>
-        <w:t>numpy</w:t>
-      </w:r>
-      <w:proofErr w:type="spellEnd"/>
-      <w:r>
-        <w:t xml:space="preserve"> implementation with the convolutions as matrix products, and on the x86 server in </w:t>
-      </w:r>
-      <w:proofErr w:type="spellStart"/>
-      <w:r>
-        <w:t>PyTorch</w:t>
-      </w:r>
-      <w:proofErr w:type="spellEnd"/>
-      <w:r>
-        <w:t>.</w:t>
+        <w:t>A speed comparison is only meaningful when the same network runs on each processor. Table 11 gives the deployed 8/16/16 encoder in three places: on the accelerator, on the board's ARM processor in a numpy implementation with the convolutions as matrix products, and on the x86 server in PyTorch.</w:t>
       </w:r>
     </w:p>
     <w:tbl>
@@ -8888,19 +8075,8 @@
                 <w:sz w:val="18"/>
                 <w:szCs w:val="18"/>
               </w:rPr>
-              <w:t xml:space="preserve">3.91 </w:t>
-            </w:r>
-            <w:proofErr w:type="spellStart"/>
-            <w:r>
-              <w:rPr>
-                <w:b/>
-                <w:bCs/>
-                <w:sz w:val="18"/>
-                <w:szCs w:val="18"/>
-              </w:rPr>
-              <w:t>ms</w:t>
-            </w:r>
-            <w:proofErr w:type="spellEnd"/>
+              <w:t>3.91 ms</w:t>
+            </w:r>
           </w:p>
         </w:tc>
         <w:tc>
@@ -8951,9 +8127,24 @@
                 <w:sz w:val="18"/>
                 <w:szCs w:val="18"/>
               </w:rPr>
-              <w:t xml:space="preserve">ARM Cortex-A9 on the board, </w:t>
-            </w:r>
-            <w:proofErr w:type="spellStart"/>
+              <w:t>ARM Cortex-A9 on the board, numpy</w:t>
+            </w:r>
+          </w:p>
+        </w:tc>
+        <w:tc>
+          <w:tcPr>
+            <w:tcW w:w="1600" w:type="dxa"/>
+            <w:tcMar>
+              <w:top w:w="60" w:type="dxa"/>
+              <w:left w:w="90" w:type="dxa"/>
+              <w:bottom w:w="60" w:type="dxa"/>
+              <w:right w:w="90" w:type="dxa"/>
+            </w:tcMar>
+          </w:tcPr>
+          <w:p>
+            <w:pPr>
+              <w:jc w:val="center"/>
+            </w:pPr>
             <w:r>
               <w:rPr>
                 <w:b/>
@@ -8961,9 +8152,8 @@
                 <w:sz w:val="18"/>
                 <w:szCs w:val="18"/>
               </w:rPr>
-              <w:t>numpy</w:t>
-            </w:r>
-            <w:proofErr w:type="spellEnd"/>
+              <w:t>8/16/16</w:t>
+            </w:r>
           </w:p>
         </w:tc>
         <w:tc>
@@ -8987,44 +8177,8 @@
                 <w:sz w:val="18"/>
                 <w:szCs w:val="18"/>
               </w:rPr>
-              <w:t>8/16/16</w:t>
-            </w:r>
-          </w:p>
-        </w:tc>
-        <w:tc>
-          <w:tcPr>
-            <w:tcW w:w="1600" w:type="dxa"/>
-            <w:tcMar>
-              <w:top w:w="60" w:type="dxa"/>
-              <w:left w:w="90" w:type="dxa"/>
-              <w:bottom w:w="60" w:type="dxa"/>
-              <w:right w:w="90" w:type="dxa"/>
-            </w:tcMar>
-          </w:tcPr>
-          <w:p>
-            <w:pPr>
-              <w:jc w:val="center"/>
-            </w:pPr>
-            <w:r>
-              <w:rPr>
-                <w:b/>
-                <w:bCs/>
-                <w:sz w:val="18"/>
-                <w:szCs w:val="18"/>
-              </w:rPr>
-              <w:t xml:space="preserve">35.24 </w:t>
-            </w:r>
-            <w:proofErr w:type="spellStart"/>
-            <w:r>
-              <w:rPr>
-                <w:b/>
-                <w:bCs/>
-                <w:sz w:val="18"/>
-                <w:szCs w:val="18"/>
-              </w:rPr>
-              <w:t>ms</w:t>
-            </w:r>
-            <w:proofErr w:type="spellEnd"/>
+              <w:t>35.24 ms</w:t>
+            </w:r>
           </w:p>
         </w:tc>
         <w:tc>
@@ -9073,23 +8227,7 @@
                 <w:sz w:val="18"/>
                 <w:szCs w:val="18"/>
               </w:rPr>
-              <w:t xml:space="preserve">x86 server, </w:t>
-            </w:r>
-            <w:proofErr w:type="spellStart"/>
-            <w:r>
-              <w:rPr>
-                <w:sz w:val="18"/>
-                <w:szCs w:val="18"/>
-              </w:rPr>
-              <w:t>PyTorch</w:t>
-            </w:r>
-            <w:proofErr w:type="spellEnd"/>
-            <w:r>
-              <w:rPr>
-                <w:sz w:val="18"/>
-                <w:szCs w:val="18"/>
-              </w:rPr>
-              <w:t>, 2 threads</w:t>
+              <w:t>x86 server, PyTorch, 2 threads</w:t>
             </w:r>
           </w:p>
         </w:tc>
@@ -9135,17 +8273,8 @@
                 <w:sz w:val="18"/>
                 <w:szCs w:val="18"/>
               </w:rPr>
-              <w:t xml:space="preserve">0.74 </w:t>
-            </w:r>
-            <w:proofErr w:type="spellStart"/>
-            <w:r>
-              <w:rPr>
-                <w:sz w:val="18"/>
-                <w:szCs w:val="18"/>
-              </w:rPr>
-              <w:t>ms</w:t>
-            </w:r>
-            <w:proofErr w:type="spellEnd"/>
+              <w:t>0.74 ms</w:t>
+            </w:r>
           </w:p>
         </w:tc>
         <w:tc>
@@ -9192,23 +8321,7 @@
                 <w:sz w:val="18"/>
                 <w:szCs w:val="18"/>
               </w:rPr>
-              <w:t xml:space="preserve">x86 server, </w:t>
-            </w:r>
-            <w:proofErr w:type="spellStart"/>
-            <w:r>
-              <w:rPr>
-                <w:sz w:val="18"/>
-                <w:szCs w:val="18"/>
-              </w:rPr>
-              <w:t>PyTorch</w:t>
-            </w:r>
-            <w:proofErr w:type="spellEnd"/>
-            <w:r>
-              <w:rPr>
-                <w:sz w:val="18"/>
-                <w:szCs w:val="18"/>
-              </w:rPr>
-              <w:t>, 2 threads</w:t>
+              <w:t>x86 server, PyTorch, 2 threads</w:t>
             </w:r>
           </w:p>
         </w:tc>
@@ -9254,17 +8367,8 @@
                 <w:sz w:val="18"/>
                 <w:szCs w:val="18"/>
               </w:rPr>
-              <w:t xml:space="preserve">12.89 </w:t>
-            </w:r>
-            <w:proofErr w:type="spellStart"/>
-            <w:r>
-              <w:rPr>
-                <w:sz w:val="18"/>
-                <w:szCs w:val="18"/>
-              </w:rPr>
-              <w:t>ms</w:t>
-            </w:r>
-            <w:proofErr w:type="spellEnd"/>
+              <w:t>12.89 ms</w:t>
+            </w:r>
           </w:p>
         </w:tc>
         <w:tc>
@@ -9313,63 +8417,7 @@
         <w:jc w:val="both"/>
       </w:pPr>
       <w:r>
-        <w:t xml:space="preserve">On the board, the accelerator computes the guidance map nine times faster than the ARM processor beside it, which is the comparison an embedded deployment faces: the planner runs on this board, and the choice is between the processor and the fabric. On a desktop x86 processor the result </w:t>
-      </w:r>
-      <w:proofErr w:type="gramStart"/>
-      <w:r>
-        <w:t>reverses</w:t>
-      </w:r>
-      <w:proofErr w:type="gramEnd"/>
-      <w:r>
-        <w:t xml:space="preserve">. At 3,831 parameters the network is small enough that a processor clocked at several gigahertz with vector units finishes it in 0.74 </w:t>
-      </w:r>
-      <w:proofErr w:type="spellStart"/>
-      <w:r>
-        <w:t>ms</w:t>
-      </w:r>
-      <w:proofErr w:type="spellEnd"/>
-      <w:r>
-        <w:t xml:space="preserve">, 5.3 times faster than the accelerator on the board. At the system level the comparison is between the published encoder, which a planner would otherwise run on a host processor, and the accelerated one on the board: 3.91 </w:t>
-      </w:r>
-      <w:proofErr w:type="spellStart"/>
-      <w:r>
-        <w:t>ms</w:t>
-      </w:r>
-      <w:proofErr w:type="spellEnd"/>
-      <w:r>
-        <w:t xml:space="preserve"> against the 6.70 </w:t>
-      </w:r>
-      <w:proofErr w:type="spellStart"/>
-      <w:r>
-        <w:t>ms</w:t>
-      </w:r>
-      <w:proofErr w:type="spellEnd"/>
-      <w:r>
-        <w:t xml:space="preserve"> of Section 4, a factor of 1.71, or 1.66 using the 4.05 </w:t>
-      </w:r>
-      <w:proofErr w:type="spellStart"/>
-      <w:r>
-        <w:t>ms</w:t>
-      </w:r>
-      <w:proofErr w:type="spellEnd"/>
-      <w:r>
-        <w:t xml:space="preserve"> measured in the second board session. The conservative figure is used throughout. That comparison is between different networks on different processors, and the smaller encoder also plans slightly worse: </w:t>
-      </w:r>
-      <w:proofErr w:type="spellStart"/>
-      <w:r>
-        <w:t>p_exp</w:t>
-      </w:r>
-      <w:proofErr w:type="spellEnd"/>
-      <w:r>
-        <w:t xml:space="preserve"> 0.412 against 0.441, and </w:t>
-      </w:r>
-      <w:proofErr w:type="spellStart"/>
-      <w:r>
-        <w:t>p_opt</w:t>
-      </w:r>
-      <w:proofErr w:type="spellEnd"/>
-      <w:r>
-        <w:t xml:space="preserve"> 0.655 against 0.800.</w:t>
+        <w:t>On the board, the accelerator computes the guidance map nine times faster than the ARM processor beside it, which is the comparison an embedded deployment faces: the planner runs on this board, and the choice is between the processor and the fabric. On a desktop x86 processor the result reverses. At 3,831 parameters the network is small enough that a processor clocked at several gigahertz with vector units finishes it in 0.74 ms, 5.3 times faster than the accelerator on the board. At the system level the comparison is between the published encoder, which a planner would otherwise run on a host processor, and the accelerated one on the board: 3.91 ms against the 6.70 ms of Section 4, a factor of 1.71, or 1.66 using the 4.05 ms measured in the second board session. The conservative figure is used throughout. That comparison is between different networks on different processors, and the smaller encoder also plans slightly worse: p_exp 0.412 against 0.441, and p_opt 0.655 against 0.800.</w:t>
       </w:r>
     </w:p>
     <w:p>
@@ -9378,31 +8426,7 @@
         <w:jc w:val="both"/>
       </w:pPr>
       <w:r>
-        <w:t xml:space="preserve">x86 timings on the shared server vary with the number of threads allocated: the published encoder measured 6.70 </w:t>
-      </w:r>
-      <w:proofErr w:type="spellStart"/>
-      <w:r>
-        <w:t>ms</w:t>
-      </w:r>
-      <w:proofErr w:type="spellEnd"/>
-      <w:r>
-        <w:t xml:space="preserve"> in the profiling of Section 4 and 12.89 </w:t>
-      </w:r>
-      <w:proofErr w:type="spellStart"/>
-      <w:r>
-        <w:t>ms</w:t>
-      </w:r>
-      <w:proofErr w:type="spellEnd"/>
-      <w:r>
-        <w:t xml:space="preserve"> in the two-thread session used for Table 11. The figures in Table 11 therefore all come from one session. The ARM figure is a straightforward </w:t>
-      </w:r>
-      <w:proofErr w:type="spellStart"/>
-      <w:r>
-        <w:t>numpy</w:t>
-      </w:r>
-      <w:proofErr w:type="spellEnd"/>
-      <w:r>
-        <w:t xml:space="preserve"> implementation rather than hand-optimized code, so a tuned implementation could narrow the ninefold gap.</w:t>
+        <w:t>x86 timings on the shared server vary with the number of threads allocated: the published encoder measured 6.70 ms in the profiling of Section 4 and 12.89 ms in the two-thread session used for Table 11. The figures in Table 11 therefore all come from one session. The ARM figure is a straightforward numpy implementation rather than hand-optimized code, so a tuned implementation could narrow the ninefold gap.</w:t>
       </w:r>
     </w:p>
     <w:p>
@@ -9411,31 +8435,7 @@
         <w:jc w:val="both"/>
       </w:pPr>
       <w:r>
-        <w:t xml:space="preserve">The board measurement also changes where the time goes. A complete plan on the board takes 26.88 </w:t>
-      </w:r>
-      <w:proofErr w:type="spellStart"/>
-      <w:r>
-        <w:t>ms</w:t>
-      </w:r>
-      <w:proofErr w:type="spellEnd"/>
-      <w:r>
-        <w:t xml:space="preserve">, the two columns of Table 7 added together: 5.00 </w:t>
-      </w:r>
-      <w:proofErr w:type="spellStart"/>
-      <w:r>
-        <w:t>ms</w:t>
-      </w:r>
-      <w:proofErr w:type="spellEnd"/>
-      <w:r>
-        <w:t xml:space="preserve"> to produce the guidance map and 21.88 </w:t>
-      </w:r>
-      <w:proofErr w:type="spellStart"/>
-      <w:r>
-        <w:t>ms</w:t>
-      </w:r>
-      <w:proofErr w:type="spellEnd"/>
-      <w:r>
-        <w:t xml:space="preserve"> for the search on the ARM processor. With the encoder accelerated, the search accounts for 81% of planning time — the reverse of the desktop profile in Section 4, where it was 8%. On an embedded platform, the hardware search engine of the original proposal, sized in Section 3, is therefore the natural next step.</w:t>
+        <w:t>The board measurement also changes where the time goes. A complete plan on the board takes 26.88 ms, the two columns of Table 7 added together: 5.00 ms to produce the guidance map and 21.88 ms for the search on the ARM processor. With the encoder accelerated, the search accounts for 81% of planning time — the reverse of the desktop profile in Section 4, where it was 8%. On an embedded platform, the hardware search engine of the original proposal, sized in Section 3, is therefore the natural next step.</w:t>
       </w:r>
     </w:p>
     <w:p>
@@ -9525,23 +8525,7 @@
         <w:spacing w:after="80" w:line="276" w:lineRule="auto"/>
       </w:pPr>
       <w:r>
-        <w:t xml:space="preserve">Two further reductions in latency were identified but not attempted: a C driver in place of the Python one, which accounts for about 0.9 </w:t>
-      </w:r>
-      <w:proofErr w:type="spellStart"/>
-      <w:r>
-        <w:t>ms</w:t>
-      </w:r>
-      <w:proofErr w:type="spellEnd"/>
-      <w:r>
-        <w:t xml:space="preserve"> of the 3.91 </w:t>
-      </w:r>
-      <w:proofErr w:type="spellStart"/>
-      <w:r>
-        <w:t>ms</w:t>
-      </w:r>
-      <w:proofErr w:type="spellEnd"/>
-      <w:r>
-        <w:t>, and moving the search to hardware (Section 10.4).</w:t>
+        <w:t>Two further reductions in latency were identified but not attempted: a C driver in place of the Python one, which accounts for about 0.9 ms of the 3.91 ms, and moving the search to hardware (Section 10.4).</w:t>
       </w:r>
     </w:p>
     <w:p>
@@ -9554,15 +8538,7 @@
         <w:spacing w:after="80" w:line="276" w:lineRule="auto"/>
       </w:pPr>
       <w:r>
-        <w:t xml:space="preserve">x86 timings vary with thread allocation on the shared server, and the ARM baseline is a </w:t>
-      </w:r>
-      <w:proofErr w:type="spellStart"/>
-      <w:r>
-        <w:t>numpy</w:t>
-      </w:r>
-      <w:proofErr w:type="spellEnd"/>
-      <w:r>
-        <w:t xml:space="preserve"> implementation rather than hand-optimized code (Section 10.4).</w:t>
+        <w:t>x86 timings vary with thread allocation on the shared server, and the ARM baseline is a numpy implementation rather than hand-optimized code (Section 10.4).</w:t>
       </w:r>
     </w:p>
     <w:p>
@@ -9593,15 +8569,7 @@
         <w:t>[1]</w:t>
       </w:r>
       <w:r>
-        <w:t xml:space="preserve">, so quality figures are not directly comparable with the </w:t>
-      </w:r>
-      <w:proofErr w:type="gramStart"/>
-      <w:r>
-        <w:t>paper's</w:t>
-      </w:r>
-      <w:proofErr w:type="gramEnd"/>
-      <w:r>
-        <w:t>.</w:t>
+        <w:t>, so quality figures are not directly comparable with the paper's.</w:t>
       </w:r>
     </w:p>
     <w:p>
@@ -9627,15 +8595,7 @@
         <w:jc w:val="both"/>
       </w:pPr>
       <w:r>
-        <w:t xml:space="preserve">Profiling moved the accelerator from the search to the encoder, which accounts for 92–95% of inference time, and showed that a Bloom filter offers nothing over an exact bit-vector on grids. The published encoder exceeds a Zynq-7020 by 3.47 times; a 3,831-parameter encoder trained by distillation fits in 66.3% of the device, meets timing, computes guidance maps nine times faster than the board's ARM processor running the same network, and plans on the board within 0.01 of the software </w:t>
-      </w:r>
-      <w:proofErr w:type="gramStart"/>
-      <w:r>
-        <w:t>model</w:t>
-      </w:r>
-      <w:proofErr w:type="gramEnd"/>
-      <w:r>
-        <w:t xml:space="preserve"> on every metric. A desktop x86 processor runs the same small network faster than the accelerator, so at this model size the accelerator's case is as an embedded one. On the board, with the encoder accelerated, the search on the ARM processor becomes 81% of planning time, which makes the hardware search engine of the original proposal the natural next step for an embedded platform. Two findings concern measurement rather than design: an output format that FINN's reports did not reveal made the deployed system 174 times slower than its accelerator until the sigmoid was moved to the processor, and the reduction in generated nodes — the work a hardware search performs — is about half the reduction in expanded nodes.</w:t>
+        <w:t>Profiling moved the accelerator from the search to the encoder, which accounts for 92–95% of inference time, and showed that a Bloom filter offers nothing over an exact bit-vector on grids. The published encoder exceeds a Zynq-7020 by 3.47 times; a 3,831-parameter encoder trained by distillation fits in 66.3% of the device, meets timing, computes guidance maps nine times faster than the board's ARM processor running the same network, and plans on the board within 0.01 of the software model on every metric. A desktop x86 processor runs the same small network faster than the accelerator, so at this model size the accelerator's case is as an embedded one. On the board, with the encoder accelerated, the search on the ARM processor becomes 81% of planning time, which makes the hardware search engine of the original proposal the natural next step for an embedded platform. Two findings concern measurement rather than design: an output format that FINN's reports did not reveal made the deployed system 174 times slower than its accelerator until the sigmoid was moved to the processor, and the reduction in generated nodes — the work a hardware search performs — is about half the reduction in expanded nodes.</w:t>
       </w:r>
     </w:p>
     <w:p>
@@ -9676,84 +8636,20 @@
           <w:sz w:val="19"/>
           <w:szCs w:val="19"/>
         </w:rPr>
-        <w:t xml:space="preserve">[1] R. Yonetani, T. </w:t>
-      </w:r>
-      <w:proofErr w:type="spellStart"/>
+        <w:t>[1] R. Yonetani, T. Taniai, M. Barekatain, M. Nishimura, and A. Kanezaki. Path Planning using Neural A* Search. In Proceedings of the 38th International Conference on Machine Learning (ICML), 2021. arXiv:2009.07476.</w:t>
+      </w:r>
+    </w:p>
+    <w:p>
+      <w:pPr>
+        <w:spacing w:after="80" w:line="260" w:lineRule="auto"/>
+        <w:ind w:left="360" w:hanging="360"/>
+      </w:pPr>
       <w:r>
         <w:rPr>
           <w:sz w:val="19"/>
           <w:szCs w:val="19"/>
         </w:rPr>
-        <w:t>Taniai</w:t>
-      </w:r>
-      <w:proofErr w:type="spellEnd"/>
-      <w:r>
-        <w:rPr>
-          <w:sz w:val="19"/>
-          <w:szCs w:val="19"/>
-        </w:rPr>
-        <w:t xml:space="preserve">, M. </w:t>
-      </w:r>
-      <w:proofErr w:type="spellStart"/>
-      <w:r>
-        <w:rPr>
-          <w:sz w:val="19"/>
-          <w:szCs w:val="19"/>
-        </w:rPr>
-        <w:t>Barekatain</w:t>
-      </w:r>
-      <w:proofErr w:type="spellEnd"/>
-      <w:r>
-        <w:rPr>
-          <w:sz w:val="19"/>
-          <w:szCs w:val="19"/>
-        </w:rPr>
-        <w:t xml:space="preserve">, M. Nishimura, and A. </w:t>
-      </w:r>
-      <w:proofErr w:type="spellStart"/>
-      <w:r>
-        <w:rPr>
-          <w:sz w:val="19"/>
-          <w:szCs w:val="19"/>
-        </w:rPr>
-        <w:t>Kanezaki</w:t>
-      </w:r>
-      <w:proofErr w:type="spellEnd"/>
-      <w:r>
-        <w:rPr>
-          <w:sz w:val="19"/>
-          <w:szCs w:val="19"/>
-        </w:rPr>
-        <w:t>. Path Planning using Neural A* Search. In Proceedings of the 38th International Conference on Machine Learning (ICML), 2021. arXiv:2009.07476.</w:t>
-      </w:r>
-    </w:p>
-    <w:p>
-      <w:pPr>
-        <w:spacing w:after="80" w:line="260" w:lineRule="auto"/>
-        <w:ind w:left="360" w:hanging="360"/>
-      </w:pPr>
-      <w:r>
-        <w:rPr>
-          <w:sz w:val="19"/>
-          <w:szCs w:val="19"/>
-        </w:rPr>
-        <w:t xml:space="preserve">[2] Y. </w:t>
-      </w:r>
-      <w:proofErr w:type="spellStart"/>
-      <w:r>
-        <w:rPr>
-          <w:sz w:val="19"/>
-          <w:szCs w:val="19"/>
-        </w:rPr>
-        <w:t>Umuroglu</w:t>
-      </w:r>
-      <w:proofErr w:type="spellEnd"/>
-      <w:r>
-        <w:rPr>
-          <w:sz w:val="19"/>
-          <w:szCs w:val="19"/>
-        </w:rPr>
-        <w:t>, N. J. Fraser, G. Gambardella, M. Blott, P. Leong, M. Jahre, and K. Vissers. FINN: A Framework for Fast, Scalable Binarized Neural Network Inference. In Proceedings of the ACM/SIGDA International Symposium on Field-Programmable Gate Arrays (FPGA), pages 65-74, 2017.</w:t>
+        <w:t>[2] Y. Umuroglu, N. J. Fraser, G. Gambardella, M. Blott, P. Leong, M. Jahre, and K. Vissers. FINN: A Framework for Fast, Scalable Binarized Neural Network Inference. In Proceedings of the ACM/SIGDA International Symposium on Field-Programmable Gate Arrays (FPGA), pages 65-74, 2017.</w:t>
       </w:r>
     </w:p>
     <w:p>
@@ -9779,23 +8675,7 @@
           <w:sz w:val="19"/>
           <w:szCs w:val="19"/>
         </w:rPr>
-        <w:t>[4] M. Bhardwaj, S. Choudhury, and S. Scherer. Learning Heuristic Search via Imitation. In Proceedings of the Conference on Robot Learning (</w:t>
-      </w:r>
-      <w:proofErr w:type="spellStart"/>
-      <w:r>
-        <w:rPr>
-          <w:sz w:val="19"/>
-          <w:szCs w:val="19"/>
-        </w:rPr>
-        <w:t>CoRL</w:t>
-      </w:r>
-      <w:proofErr w:type="spellEnd"/>
-      <w:r>
-        <w:rPr>
-          <w:sz w:val="19"/>
-          <w:szCs w:val="19"/>
-        </w:rPr>
-        <w:t>), 2017.</w:t>
+        <w:t>[4] M. Bhardwaj, S. Choudhury, and S. Scherer. Learning Heuristic Search via Imitation. In Proceedings of the Conference on Robot Learning (CoRL), 2017.</w:t>
       </w:r>
     </w:p>
     <w:p>
@@ -9847,23 +8727,7 @@
           <w:sz w:val="19"/>
           <w:szCs w:val="19"/>
         </w:rPr>
-        <w:t xml:space="preserve">[8] A. Pappalardo. Brevitas: Quantization-Aware Training in </w:t>
-      </w:r>
-      <w:proofErr w:type="spellStart"/>
-      <w:r>
-        <w:rPr>
-          <w:sz w:val="19"/>
-          <w:szCs w:val="19"/>
-        </w:rPr>
-        <w:t>PyTorch</w:t>
-      </w:r>
-      <w:proofErr w:type="spellEnd"/>
-      <w:r>
-        <w:rPr>
-          <w:sz w:val="19"/>
-          <w:szCs w:val="19"/>
-        </w:rPr>
-        <w:t>. https://github.com/Xilinx/brevitas, 2023.</w:t>
+        <w:t>[8] A. Pappalardo. Brevitas: Quantization-Aware Training in PyTorch. https://github.com/Xilinx/brevitas, 2023.</w:t>
       </w:r>
     </w:p>
     <w:sectPr>
@@ -10454,6 +9318,7 @@
   <w:style w:type="character" w:default="1" w:styleId="DefaultParagraphFont">
     <w:name w:val="Default Paragraph Font"/>
     <w:uiPriority w:val="1"/>
+    <w:semiHidden/>
     <w:unhideWhenUsed/>
   </w:style>
   <w:style w:type="table" w:default="1" w:styleId="TableNormal">
@@ -10567,6 +9432,18 @@
     <w:rPr>
       <w:sz w:val="20"/>
       <w:szCs w:val="20"/>
+    </w:rPr>
+  </w:style>
+  <w:style w:type="character" w:styleId="UnresolvedMention">
+    <w:name w:val="Unresolved Mention"/>
+    <w:basedOn w:val="DefaultParagraphFont"/>
+    <w:uiPriority w:val="99"/>
+    <w:semiHidden/>
+    <w:unhideWhenUsed/>
+    <w:rsid w:val="00515C16"/>
+    <w:rPr>
+      <w:color w:val="605E5C"/>
+      <w:shd w:val="clear" w:color="auto" w:fill="E1DFDD"/>
     </w:rPr>
   </w:style>
 </w:styles>
